--- a/common/template/document/certificate_student.docx
+++ b/common/template/document/certificate_student.docx
@@ -1,6 +1,6 @@
 
 <file path=word/document.xml><?xml version="1.0" encoding="utf-8"?>
-<w:document xmlns:wpc="http://schemas.microsoft.com/office/word/2010/wordprocessingCanvas" xmlns:mc="http://schemas.openxmlformats.org/markup-compatibility/2006" xmlns:o="urn:schemas-microsoft-com:office:office" xmlns:r="http://schemas.openxmlformats.org/officeDocument/2006/relationships" xmlns:m="http://schemas.openxmlformats.org/officeDocument/2006/math" xmlns:v="urn:schemas-microsoft-com:vml" xmlns:wp14="http://schemas.microsoft.com/office/word/2010/wordprocessingDrawing" xmlns:wp="http://schemas.openxmlformats.org/drawingml/2006/wordprocessingDrawing" xmlns:w10="urn:schemas-microsoft-com:office:word" xmlns:w="http://schemas.openxmlformats.org/wordprocessingml/2006/main" xmlns:w14="http://schemas.microsoft.com/office/word/2010/wordml" xmlns:w15="http://schemas.microsoft.com/office/word/2012/wordml" xmlns:wpg="http://schemas.microsoft.com/office/word/2010/wordprocessingGroup" xmlns:wpi="http://schemas.microsoft.com/office/word/2010/wordprocessingInk" xmlns:wne="http://schemas.microsoft.com/office/word/2006/wordml" xmlns:wps="http://schemas.microsoft.com/office/word/2010/wordprocessingShape" mc:Ignorable="w14 w15 wp14">
+<w:document xmlns:wpc="http://schemas.microsoft.com/office/word/2010/wordprocessingCanvas" xmlns:cx="http://schemas.microsoft.com/office/drawing/2014/chartex" xmlns:cx1="http://schemas.microsoft.com/office/drawing/2015/9/8/chartex" xmlns:cx2="http://schemas.microsoft.com/office/drawing/2015/10/21/chartex" xmlns:cx3="http://schemas.microsoft.com/office/drawing/2016/5/9/chartex" xmlns:cx4="http://schemas.microsoft.com/office/drawing/2016/5/10/chartex" xmlns:cx5="http://schemas.microsoft.com/office/drawing/2016/5/11/chartex" xmlns:cx6="http://schemas.microsoft.com/office/drawing/2016/5/12/chartex" xmlns:cx7="http://schemas.microsoft.com/office/drawing/2016/5/13/chartex" xmlns:cx8="http://schemas.microsoft.com/office/drawing/2016/5/14/chartex" xmlns:mc="http://schemas.openxmlformats.org/markup-compatibility/2006" xmlns:aink="http://schemas.microsoft.com/office/drawing/2016/ink" xmlns:am3d="http://schemas.microsoft.com/office/drawing/2017/model3d" xmlns:o="urn:schemas-microsoft-com:office:office" xmlns:oel="http://schemas.microsoft.com/office/2019/extlst" xmlns:r="http://schemas.openxmlformats.org/officeDocument/2006/relationships" xmlns:m="http://schemas.openxmlformats.org/officeDocument/2006/math" xmlns:v="urn:schemas-microsoft-com:vml" xmlns:wp14="http://schemas.microsoft.com/office/word/2010/wordprocessingDrawing" xmlns:wp="http://schemas.openxmlformats.org/drawingml/2006/wordprocessingDrawing" xmlns:w10="urn:schemas-microsoft-com:office:word" xmlns:w="http://schemas.openxmlformats.org/wordprocessingml/2006/main" xmlns:w14="http://schemas.microsoft.com/office/word/2010/wordml" xmlns:w15="http://schemas.microsoft.com/office/word/2012/wordml" xmlns:w16cex="http://schemas.microsoft.com/office/word/2018/wordml/cex" xmlns:w16cid="http://schemas.microsoft.com/office/word/2016/wordml/cid" xmlns:w16="http://schemas.microsoft.com/office/word/2018/wordml" xmlns:w16sdtdh="http://schemas.microsoft.com/office/word/2020/wordml/sdtdatahash" xmlns:w16se="http://schemas.microsoft.com/office/word/2015/wordml/symex" xmlns:wpg="http://schemas.microsoft.com/office/word/2010/wordprocessingGroup" xmlns:wpi="http://schemas.microsoft.com/office/word/2010/wordprocessingInk" xmlns:wne="http://schemas.microsoft.com/office/word/2006/wordml" xmlns:wps="http://schemas.microsoft.com/office/word/2010/wordprocessingShape" mc:Ignorable="w14 w15 w16se w16cid w16 w16cex w16sdtdh wp14">
   <w:body>
     <w:tbl>
       <w:tblPr>
@@ -25,26 +25,1097 @@
           <w:tcPr>
             <w:tcW w:w="7694" w:type="dxa"/>
           </w:tcPr>
+          <w:tbl>
+            <w:tblPr>
+              <w:tblStyle w:val="a3"/>
+              <w:tblW w:w="0" w:type="auto"/>
+              <w:tblBorders>
+                <w:top w:val="none" w:sz="0" w:space="0" w:color="auto"/>
+                <w:left w:val="none" w:sz="0" w:space="0" w:color="auto"/>
+                <w:bottom w:val="none" w:sz="0" w:space="0" w:color="auto"/>
+                <w:right w:val="none" w:sz="0" w:space="0" w:color="auto"/>
+                <w:insideH w:val="none" w:sz="0" w:space="0" w:color="auto"/>
+                <w:insideV w:val="none" w:sz="0" w:space="0" w:color="auto"/>
+              </w:tblBorders>
+              <w:tblLook w:val="04A0" w:firstRow="1" w:lastRow="0" w:firstColumn="1" w:lastColumn="0" w:noHBand="0" w:noVBand="1"/>
+            </w:tblPr>
+            <w:tblGrid>
+              <w:gridCol w:w="7468"/>
+            </w:tblGrid>
+            <w:tr>
+              <w:tc>
+                <w:tcPr>
+                  <w:tcW w:w="7468" w:type="dxa"/>
+                  <w:tcBorders>
+                    <w:bottom w:val="single" w:sz="4" w:space="0" w:color="auto"/>
+                  </w:tcBorders>
+                </w:tcPr>
+                <w:p>
+                  <w:pPr>
+                    <w:jc w:val="center"/>
+                    <w:rPr>
+                      <w:rFonts w:ascii="Times New Roman" w:hAnsi="Times New Roman" w:cs="Times New Roman"/>
+                      <w:sz w:val="20"/>
+                      <w:szCs w:val="20"/>
+                      <w:lang w:val="en-US"/>
+                    </w:rPr>
+                  </w:pPr>
+                </w:p>
+                <w:p>
+                  <w:pPr>
+                    <w:jc w:val="center"/>
+                    <w:rPr>
+                      <w:rFonts w:ascii="Times New Roman" w:hAnsi="Times New Roman" w:cs="Times New Roman"/>
+                      <w:b/>
+                      <w:bCs/>
+                      <w:sz w:val="24"/>
+                      <w:szCs w:val="24"/>
+                    </w:rPr>
+                  </w:pPr>
+                  <w:r>
+                    <w:rPr>
+                      <w:rFonts w:ascii="Times New Roman" w:hAnsi="Times New Roman" w:cs="Times New Roman"/>
+                      <w:b/>
+                      <w:bCs/>
+                      <w:sz w:val="24"/>
+                      <w:szCs w:val="24"/>
+                    </w:rPr>
+                    <w:t xml:space="preserve">Государственное бюджетное учреждение дополнительного образования города Москвы </w:t>
+                  </w:r>
+                </w:p>
+                <w:p>
+                  <w:pPr>
+                    <w:jc w:val="center"/>
+                    <w:rPr>
+                      <w:rFonts w:ascii="Times New Roman" w:hAnsi="Times New Roman" w:cs="Times New Roman"/>
+                      <w:sz w:val="24"/>
+                      <w:szCs w:val="24"/>
+                    </w:rPr>
+                  </w:pPr>
+                  <w:r>
+                    <w:rPr>
+                      <w:rFonts w:ascii="Times New Roman" w:hAnsi="Times New Roman" w:cs="Times New Roman"/>
+                      <w:b/>
+                      <w:bCs/>
+                      <w:sz w:val="24"/>
+                      <w:szCs w:val="24"/>
+                    </w:rPr>
+                    <w:t xml:space="preserve">"Детская школа искусств имени </w:t>
+                  </w:r>
+                  <w:proofErr w:type="spellStart"/>
+                  <w:r>
+                    <w:rPr>
+                      <w:rFonts w:ascii="Times New Roman" w:hAnsi="Times New Roman" w:cs="Times New Roman"/>
+                      <w:b/>
+                      <w:bCs/>
+                      <w:sz w:val="24"/>
+                      <w:szCs w:val="24"/>
+                    </w:rPr>
+                    <w:t>И.Ф.Стравинского</w:t>
+                  </w:r>
+                  <w:proofErr w:type="spellEnd"/>
+                  <w:r>
+                    <w:rPr>
+                      <w:rFonts w:ascii="Times New Roman" w:hAnsi="Times New Roman" w:cs="Times New Roman"/>
+                      <w:b/>
+                      <w:bCs/>
+                      <w:sz w:val="24"/>
+                      <w:szCs w:val="24"/>
+                    </w:rPr>
+                    <w:t>"</w:t>
+                  </w:r>
+                </w:p>
+              </w:tc>
+            </w:tr>
+            <w:tr>
+              <w:tc>
+                <w:tcPr>
+                  <w:tcW w:w="7468" w:type="dxa"/>
+                  <w:tcBorders>
+                    <w:top w:val="single" w:sz="4" w:space="0" w:color="auto"/>
+                    <w:bottom w:val="single" w:sz="4" w:space="0" w:color="auto"/>
+                  </w:tcBorders>
+                </w:tcPr>
+                <w:p>
+                  <w:pPr>
+                    <w:jc w:val="center"/>
+                    <w:rPr>
+                      <w:rFonts w:ascii="Times New Roman" w:hAnsi="Times New Roman" w:cs="Times New Roman"/>
+                      <w:i/>
+                      <w:iCs/>
+                      <w:sz w:val="20"/>
+                      <w:szCs w:val="20"/>
+                    </w:rPr>
+                  </w:pPr>
+                  <w:r>
+                    <w:rPr>
+                      <w:rFonts w:ascii="Times New Roman" w:hAnsi="Times New Roman" w:cs="Times New Roman"/>
+                      <w:i/>
+                      <w:iCs/>
+                      <w:sz w:val="20"/>
+                      <w:szCs w:val="20"/>
+                    </w:rPr>
+                    <w:t>(наименование образовательной организации)</w:t>
+                  </w:r>
+                </w:p>
+                <w:p>
+                  <w:pPr>
+                    <w:jc w:val="center"/>
+                    <w:rPr>
+                      <w:rFonts w:ascii="Times New Roman" w:hAnsi="Times New Roman" w:cs="Times New Roman"/>
+                      <w:sz w:val="20"/>
+                      <w:szCs w:val="20"/>
+                    </w:rPr>
+                  </w:pPr>
+                </w:p>
+                <w:p>
+                  <w:pPr>
+                    <w:jc w:val="center"/>
+                    <w:rPr>
+                      <w:rFonts w:ascii="Times New Roman" w:hAnsi="Times New Roman" w:cs="Times New Roman"/>
+                      <w:sz w:val="24"/>
+                      <w:szCs w:val="24"/>
+                    </w:rPr>
+                  </w:pPr>
+                  <w:r>
+                    <w:rPr>
+                      <w:rFonts w:ascii="Times New Roman" w:hAnsi="Times New Roman" w:cs="Times New Roman"/>
+                      <w:sz w:val="24"/>
+                      <w:szCs w:val="24"/>
+                    </w:rPr>
+                    <w:t xml:space="preserve">125368 </w:t>
+                  </w:r>
+                  <w:proofErr w:type="spellStart"/>
+                  <w:r>
+                    <w:rPr>
+                      <w:rFonts w:ascii="Times New Roman" w:hAnsi="Times New Roman" w:cs="Times New Roman"/>
+                      <w:sz w:val="24"/>
+                      <w:szCs w:val="24"/>
+                    </w:rPr>
+                    <w:t>г.Москва</w:t>
+                  </w:r>
+                  <w:proofErr w:type="spellEnd"/>
+                  <w:r>
+                    <w:rPr>
+                      <w:rFonts w:ascii="Times New Roman" w:hAnsi="Times New Roman" w:cs="Times New Roman"/>
+                      <w:sz w:val="24"/>
+                      <w:szCs w:val="24"/>
+                    </w:rPr>
+                    <w:t>, улица Митинская, дом 47</w:t>
+                  </w:r>
+                  <w:r>
+                    <w:rPr>
+                      <w:rFonts w:ascii="Times New Roman" w:hAnsi="Times New Roman" w:cs="Times New Roman"/>
+                      <w:sz w:val="24"/>
+                      <w:szCs w:val="24"/>
+                    </w:rPr>
+                    <w:t>,</w:t>
+                  </w:r>
+                  <w:r>
+                    <w:rPr>
+                      <w:rFonts w:ascii="Times New Roman" w:hAnsi="Times New Roman" w:cs="Times New Roman"/>
+                      <w:sz w:val="24"/>
+                      <w:szCs w:val="24"/>
+                    </w:rPr>
+                    <w:t xml:space="preserve"> корпус 1</w:t>
+                  </w:r>
+                </w:p>
+              </w:tc>
+            </w:tr>
+            <w:tr>
+              <w:tc>
+                <w:tcPr>
+                  <w:tcW w:w="7468" w:type="dxa"/>
+                  <w:tcBorders>
+                    <w:top w:val="single" w:sz="4" w:space="0" w:color="auto"/>
+                  </w:tcBorders>
+                </w:tcPr>
+                <w:p>
+                  <w:pPr>
+                    <w:jc w:val="center"/>
+                    <w:rPr>
+                      <w:rFonts w:ascii="Times New Roman" w:hAnsi="Times New Roman" w:cs="Times New Roman"/>
+                      <w:i/>
+                      <w:iCs/>
+                      <w:sz w:val="20"/>
+                      <w:szCs w:val="20"/>
+                    </w:rPr>
+                  </w:pPr>
+                  <w:r>
+                    <w:rPr>
+                      <w:rFonts w:ascii="Times New Roman" w:hAnsi="Times New Roman" w:cs="Times New Roman"/>
+                      <w:i/>
+                      <w:iCs/>
+                      <w:sz w:val="20"/>
+                      <w:szCs w:val="20"/>
+                    </w:rPr>
+                    <w:t>(место нахождения образовательной организации)</w:t>
+                  </w:r>
+                </w:p>
+                <w:p>
+                  <w:pPr>
+                    <w:jc w:val="center"/>
+                    <w:rPr>
+                      <w:rFonts w:ascii="Times New Roman" w:hAnsi="Times New Roman" w:cs="Times New Roman"/>
+                      <w:b/>
+                      <w:sz w:val="24"/>
+                      <w:szCs w:val="24"/>
+                    </w:rPr>
+                  </w:pPr>
+                </w:p>
+                <w:p>
+                  <w:pPr>
+                    <w:jc w:val="center"/>
+                    <w:rPr>
+                      <w:rFonts w:ascii="Times New Roman" w:hAnsi="Times New Roman" w:cs="Times New Roman"/>
+                      <w:b/>
+                      <w:sz w:val="24"/>
+                      <w:szCs w:val="24"/>
+                    </w:rPr>
+                  </w:pPr>
+                </w:p>
+              </w:tc>
+            </w:tr>
+          </w:tbl>
           <w:p>
             <w:pPr>
               <w:jc w:val="center"/>
               <w:rPr>
                 <w:rFonts w:ascii="Times New Roman" w:hAnsi="Times New Roman" w:cs="Times New Roman"/>
                 <w:b/>
-                <w:sz w:val="44"/>
-                <w:szCs w:val="44"/>
+                <w:sz w:val="40"/>
+                <w:szCs w:val="40"/>
               </w:rPr>
             </w:pPr>
             <w:r>
               <w:rPr>
                 <w:rFonts w:ascii="Times New Roman" w:hAnsi="Times New Roman" w:cs="Times New Roman"/>
                 <w:b/>
-                <w:sz w:val="44"/>
-                <w:szCs w:val="44"/>
+                <w:sz w:val="40"/>
+                <w:szCs w:val="40"/>
               </w:rPr>
               <w:t>СВИДЕТЕЛЬСТВО</w:t>
             </w:r>
           </w:p>
+          <w:p>
+            <w:pPr>
+              <w:jc w:val="center"/>
+              <w:rPr>
+                <w:rFonts w:ascii="Times New Roman" w:hAnsi="Times New Roman" w:cs="Times New Roman"/>
+                <w:b/>
+                <w:bCs/>
+                <w:sz w:val="24"/>
+                <w:szCs w:val="24"/>
+                <w:lang w:val="en-US"/>
+              </w:rPr>
+            </w:pPr>
+            <w:r>
+              <w:rPr>
+                <w:rFonts w:ascii="Times New Roman" w:hAnsi="Times New Roman" w:cs="Times New Roman"/>
+                <w:b/>
+                <w:bCs/>
+                <w:sz w:val="24"/>
+                <w:szCs w:val="24"/>
+              </w:rPr>
+              <w:t>об</w:t>
+            </w:r>
+            <w:r>
+              <w:rPr>
+                <w:rFonts w:ascii="Times New Roman" w:hAnsi="Times New Roman" w:cs="Times New Roman"/>
+                <w:b/>
+                <w:bCs/>
+                <w:sz w:val="24"/>
+                <w:szCs w:val="24"/>
+                <w:lang w:val="en-US"/>
+              </w:rPr>
+              <w:t xml:space="preserve"> </w:t>
+            </w:r>
+            <w:r>
+              <w:rPr>
+                <w:rFonts w:ascii="Times New Roman" w:hAnsi="Times New Roman" w:cs="Times New Roman"/>
+                <w:b/>
+                <w:bCs/>
+                <w:sz w:val="24"/>
+                <w:szCs w:val="24"/>
+              </w:rPr>
+              <w:t>освоении</w:t>
+            </w:r>
+            <w:r>
+              <w:rPr>
+                <w:rFonts w:ascii="Times New Roman" w:hAnsi="Times New Roman" w:cs="Times New Roman"/>
+                <w:b/>
+                <w:bCs/>
+                <w:sz w:val="24"/>
+                <w:szCs w:val="24"/>
+                <w:lang w:val="en-US"/>
+              </w:rPr>
+              <w:t xml:space="preserve"> [</w:t>
+            </w:r>
+            <w:proofErr w:type="spellStart"/>
+            <w:proofErr w:type="gramStart"/>
+            <w:r>
+              <w:rPr>
+                <w:rFonts w:ascii="Times New Roman" w:hAnsi="Times New Roman" w:cs="Times New Roman"/>
+                <w:b/>
+                <w:bCs/>
+                <w:sz w:val="24"/>
+                <w:szCs w:val="24"/>
+                <w:lang w:val="en-US"/>
+              </w:rPr>
+              <w:t>doc.programm</w:t>
+            </w:r>
+            <w:proofErr w:type="gramEnd"/>
+            <w:r>
+              <w:rPr>
+                <w:rFonts w:ascii="Times New Roman" w:hAnsi="Times New Roman" w:cs="Times New Roman"/>
+                <w:b/>
+                <w:bCs/>
+                <w:sz w:val="24"/>
+                <w:szCs w:val="24"/>
+                <w:lang w:val="en-US"/>
+              </w:rPr>
+              <w:t>_</w:t>
+            </w:r>
+            <w:r>
+              <w:rPr>
+                <w:rFonts w:ascii="Times New Roman" w:hAnsi="Times New Roman" w:cs="Times New Roman"/>
+                <w:b/>
+                <w:bCs/>
+                <w:sz w:val="24"/>
+                <w:szCs w:val="24"/>
+                <w:lang w:val="en-US"/>
+              </w:rPr>
+              <w:t>cat</w:t>
+            </w:r>
+            <w:r>
+              <w:rPr>
+                <w:rFonts w:ascii="Times New Roman" w:hAnsi="Times New Roman" w:cs="Times New Roman"/>
+                <w:b/>
+                <w:bCs/>
+                <w:sz w:val="24"/>
+                <w:szCs w:val="24"/>
+                <w:lang w:val="en-US"/>
+              </w:rPr>
+              <w:t>_</w:t>
+            </w:r>
+            <w:r>
+              <w:rPr>
+                <w:rFonts w:ascii="Times New Roman" w:hAnsi="Times New Roman" w:cs="Times New Roman"/>
+                <w:b/>
+                <w:bCs/>
+                <w:sz w:val="24"/>
+                <w:szCs w:val="24"/>
+                <w:lang w:val="en-US"/>
+              </w:rPr>
+              <w:t>top</w:t>
+            </w:r>
+            <w:proofErr w:type="spellEnd"/>
+            <w:r>
+              <w:rPr>
+                <w:rFonts w:ascii="Times New Roman" w:hAnsi="Times New Roman" w:cs="Times New Roman"/>
+                <w:b/>
+                <w:bCs/>
+                <w:sz w:val="24"/>
+                <w:szCs w:val="24"/>
+                <w:lang w:val="en-US"/>
+              </w:rPr>
+              <w:t>]</w:t>
+            </w:r>
+          </w:p>
+          <w:p>
+            <w:pPr>
+              <w:jc w:val="center"/>
+              <w:rPr>
+                <w:rFonts w:ascii="Times New Roman" w:hAnsi="Times New Roman" w:cs="Times New Roman"/>
+                <w:b/>
+                <w:bCs/>
+                <w:sz w:val="24"/>
+                <w:szCs w:val="24"/>
+                <w:lang w:val="en-US"/>
+              </w:rPr>
+            </w:pPr>
+          </w:p>
+          <w:p>
+            <w:pPr>
+              <w:jc w:val="center"/>
+              <w:rPr>
+                <w:rFonts w:ascii="Times New Roman" w:hAnsi="Times New Roman" w:cs="Times New Roman"/>
+                <w:sz w:val="24"/>
+                <w:szCs w:val="24"/>
+              </w:rPr>
+            </w:pPr>
+            <w:r>
+              <w:rPr>
+                <w:rFonts w:ascii="Times New Roman" w:hAnsi="Times New Roman" w:cs="Times New Roman"/>
+                <w:sz w:val="24"/>
+                <w:szCs w:val="24"/>
+              </w:rPr>
+              <w:t>Свидетельство подтверждает, что</w:t>
+            </w:r>
+          </w:p>
+          <w:p>
+            <w:pPr>
+              <w:jc w:val="center"/>
+              <w:rPr>
+                <w:rFonts w:ascii="Times New Roman" w:hAnsi="Times New Roman" w:cs="Times New Roman"/>
+                <w:sz w:val="24"/>
+                <w:szCs w:val="24"/>
+              </w:rPr>
+            </w:pPr>
+          </w:p>
+          <w:tbl>
+            <w:tblPr>
+              <w:tblStyle w:val="a3"/>
+              <w:tblW w:w="0" w:type="auto"/>
+              <w:tblBorders>
+                <w:top w:val="none" w:sz="0" w:space="0" w:color="auto"/>
+                <w:left w:val="none" w:sz="0" w:space="0" w:color="auto"/>
+                <w:bottom w:val="none" w:sz="0" w:space="0" w:color="auto"/>
+                <w:right w:val="none" w:sz="0" w:space="0" w:color="auto"/>
+              </w:tblBorders>
+              <w:tblLook w:val="04A0" w:firstRow="1" w:lastRow="0" w:firstColumn="1" w:lastColumn="0" w:noHBand="0" w:noVBand="1"/>
+            </w:tblPr>
+            <w:tblGrid>
+              <w:gridCol w:w="7468"/>
+            </w:tblGrid>
+            <w:tr>
+              <w:tc>
+                <w:tcPr>
+                  <w:tcW w:w="7468" w:type="dxa"/>
+                  <w:tcBorders>
+                    <w:bottom w:val="single" w:sz="4" w:space="0" w:color="auto"/>
+                  </w:tcBorders>
+                </w:tcPr>
+                <w:p>
+                  <w:pPr>
+                    <w:jc w:val="center"/>
+                    <w:rPr>
+                      <w:rFonts w:ascii="Times New Roman" w:hAnsi="Times New Roman" w:cs="Times New Roman"/>
+                      <w:b/>
+                      <w:bCs/>
+                      <w:sz w:val="32"/>
+                      <w:szCs w:val="32"/>
+                      <w:lang w:val="en-US"/>
+                    </w:rPr>
+                  </w:pPr>
+                  <w:r>
+                    <w:rPr>
+                      <w:rFonts w:ascii="Times New Roman" w:hAnsi="Times New Roman" w:cs="Times New Roman"/>
+                      <w:b/>
+                      <w:sz w:val="28"/>
+                      <w:szCs w:val="28"/>
+                      <w:lang w:val="en-US"/>
+                    </w:rPr>
+                    <w:t>[</w:t>
+                  </w:r>
+                  <w:proofErr w:type="spellStart"/>
+                  <w:proofErr w:type="gramStart"/>
+                  <w:r>
+                    <w:rPr>
+                      <w:rFonts w:ascii="Times New Roman" w:hAnsi="Times New Roman" w:cs="Times New Roman"/>
+                      <w:b/>
+                      <w:sz w:val="28"/>
+                      <w:szCs w:val="28"/>
+                      <w:lang w:val="en-US"/>
+                    </w:rPr>
+                    <w:t>doc.student</w:t>
+                  </w:r>
+                  <w:proofErr w:type="gramEnd"/>
+                  <w:r>
+                    <w:rPr>
+                      <w:rFonts w:ascii="Times New Roman" w:hAnsi="Times New Roman" w:cs="Times New Roman"/>
+                      <w:b/>
+                      <w:sz w:val="28"/>
+                      <w:szCs w:val="28"/>
+                      <w:lang w:val="en-US"/>
+                    </w:rPr>
+                    <w:t>_first_name</w:t>
+                  </w:r>
+                  <w:r>
+                    <w:rPr>
+                      <w:rFonts w:ascii="Times New Roman" w:hAnsi="Times New Roman" w:cs="Times New Roman"/>
+                      <w:b/>
+                      <w:sz w:val="28"/>
+                      <w:szCs w:val="28"/>
+                      <w:lang w:val="en-US"/>
+                    </w:rPr>
+                    <w:t>;ope</w:t>
+                  </w:r>
+                  <w:proofErr w:type="spellEnd"/>
+                  <w:r>
+                    <w:rPr>
+                      <w:rFonts w:ascii="Times New Roman" w:hAnsi="Times New Roman" w:cs="Times New Roman"/>
+                      <w:b/>
+                      <w:sz w:val="28"/>
+                      <w:szCs w:val="28"/>
+                      <w:lang w:val="en-US"/>
+                    </w:rPr>
+                    <w:t>=</w:t>
+                  </w:r>
+                  <w:r>
+                    <w:rPr>
+                      <w:rFonts w:ascii="Times New Roman" w:hAnsi="Times New Roman" w:cs="Times New Roman"/>
+                      <w:b/>
+                      <w:sz w:val="28"/>
+                      <w:szCs w:val="28"/>
+                      <w:lang w:val="en-US"/>
+                    </w:rPr>
+                    <w:t>utf8,</w:t>
+                  </w:r>
+                  <w:r>
+                    <w:rPr>
+                      <w:rFonts w:ascii="Times New Roman" w:hAnsi="Times New Roman" w:cs="Times New Roman"/>
+                      <w:b/>
+                      <w:sz w:val="28"/>
+                      <w:szCs w:val="28"/>
+                      <w:lang w:val="en-US"/>
+                    </w:rPr>
+                    <w:t>upper</w:t>
+                  </w:r>
+                  <w:r>
+                    <w:rPr>
+                      <w:rFonts w:ascii="Times New Roman" w:hAnsi="Times New Roman" w:cs="Times New Roman"/>
+                      <w:b/>
+                      <w:sz w:val="28"/>
+                      <w:szCs w:val="28"/>
+                      <w:lang w:val="en-US"/>
+                    </w:rPr>
+                    <w:t>]</w:t>
+                  </w:r>
+                  <w:r>
+                    <w:rPr>
+                      <w:rFonts w:ascii="Times New Roman" w:hAnsi="Times New Roman" w:cs="Times New Roman"/>
+                      <w:b/>
+                      <w:sz w:val="28"/>
+                      <w:szCs w:val="28"/>
+                      <w:lang w:val="en-US"/>
+                    </w:rPr>
+                    <w:t xml:space="preserve"> </w:t>
+                  </w:r>
+                  <w:r>
+                    <w:rPr>
+                      <w:rFonts w:ascii="Times New Roman" w:hAnsi="Times New Roman" w:cs="Times New Roman"/>
+                      <w:b/>
+                      <w:sz w:val="28"/>
+                      <w:szCs w:val="28"/>
+                      <w:lang w:val="en-US"/>
+                    </w:rPr>
+                    <w:t>[</w:t>
+                  </w:r>
+                  <w:proofErr w:type="spellStart"/>
+                  <w:r>
+                    <w:rPr>
+                      <w:rFonts w:ascii="Times New Roman" w:hAnsi="Times New Roman" w:cs="Times New Roman"/>
+                      <w:b/>
+                      <w:sz w:val="28"/>
+                      <w:szCs w:val="28"/>
+                      <w:lang w:val="en-US"/>
+                    </w:rPr>
+                    <w:t>doc.</w:t>
+                  </w:r>
+                  <w:r>
+                    <w:rPr>
+                      <w:rFonts w:ascii="Times New Roman" w:hAnsi="Times New Roman" w:cs="Times New Roman"/>
+                      <w:b/>
+                      <w:sz w:val="28"/>
+                      <w:szCs w:val="28"/>
+                      <w:lang w:val="en-US"/>
+                    </w:rPr>
+                    <w:t>student_</w:t>
+                  </w:r>
+                  <w:r>
+                    <w:rPr>
+                      <w:rFonts w:ascii="Times New Roman" w:hAnsi="Times New Roman" w:cs="Times New Roman"/>
+                      <w:b/>
+                      <w:sz w:val="28"/>
+                      <w:szCs w:val="28"/>
+                      <w:lang w:val="en-US"/>
+                    </w:rPr>
+                    <w:t>last</w:t>
+                  </w:r>
+                  <w:r>
+                    <w:rPr>
+                      <w:rFonts w:ascii="Times New Roman" w:hAnsi="Times New Roman" w:cs="Times New Roman"/>
+                      <w:b/>
+                      <w:sz w:val="28"/>
+                      <w:szCs w:val="28"/>
+                      <w:lang w:val="en-US"/>
+                    </w:rPr>
+                    <w:t>_name</w:t>
+                  </w:r>
+                  <w:proofErr w:type="spellEnd"/>
+                  <w:r>
+                    <w:rPr>
+                      <w:rFonts w:ascii="Times New Roman" w:hAnsi="Times New Roman" w:cs="Times New Roman"/>
+                      <w:b/>
+                      <w:sz w:val="28"/>
+                      <w:szCs w:val="28"/>
+                      <w:lang w:val="en-US"/>
+                    </w:rPr>
+                    <w:t>]</w:t>
+                  </w:r>
+                </w:p>
+              </w:tc>
+            </w:tr>
+            <w:tr>
+              <w:tc>
+                <w:tcPr>
+                  <w:tcW w:w="7468" w:type="dxa"/>
+                  <w:tcBorders>
+                    <w:top w:val="single" w:sz="4" w:space="0" w:color="auto"/>
+                    <w:bottom w:val="nil"/>
+                  </w:tcBorders>
+                </w:tcPr>
+                <w:p>
+                  <w:pPr>
+                    <w:jc w:val="center"/>
+                    <w:rPr>
+                      <w:rFonts w:ascii="Times New Roman" w:hAnsi="Times New Roman" w:cs="Times New Roman"/>
+                      <w:i/>
+                      <w:iCs/>
+                      <w:sz w:val="20"/>
+                      <w:szCs w:val="20"/>
+                    </w:rPr>
+                  </w:pPr>
+                  <w:r>
+                    <w:rPr>
+                      <w:rFonts w:ascii="Times New Roman" w:hAnsi="Times New Roman" w:cs="Times New Roman"/>
+                      <w:i/>
+                      <w:iCs/>
+                      <w:sz w:val="20"/>
+                      <w:szCs w:val="20"/>
+                    </w:rPr>
+                    <w:t>(фамилия, имя, отчество (при наличии)</w:t>
+                  </w:r>
+                </w:p>
+                <w:p>
+                  <w:pPr>
+                    <w:jc w:val="center"/>
+                    <w:rPr>
+                      <w:rFonts w:ascii="Times New Roman" w:hAnsi="Times New Roman" w:cs="Times New Roman"/>
+                      <w:i/>
+                      <w:iCs/>
+                      <w:sz w:val="24"/>
+                      <w:szCs w:val="24"/>
+                    </w:rPr>
+                  </w:pPr>
+                </w:p>
+              </w:tc>
+            </w:tr>
+            <w:tr>
+              <w:tc>
+                <w:tcPr>
+                  <w:tcW w:w="7468" w:type="dxa"/>
+                  <w:tcBorders>
+                    <w:top w:val="nil"/>
+                    <w:bottom w:val="nil"/>
+                  </w:tcBorders>
+                </w:tcPr>
+                <w:p>
+                  <w:pPr>
+                    <w:jc w:val="center"/>
+                    <w:rPr>
+                      <w:rFonts w:ascii="Times New Roman" w:hAnsi="Times New Roman" w:cs="Times New Roman"/>
+                      <w:sz w:val="24"/>
+                      <w:szCs w:val="24"/>
+                      <w:lang w:val="en-US"/>
+                    </w:rPr>
+                  </w:pPr>
+                  <w:r>
+                    <w:rPr>
+                      <w:rFonts w:ascii="Times New Roman" w:hAnsi="Times New Roman" w:cs="Times New Roman"/>
+                      <w:sz w:val="24"/>
+                      <w:szCs w:val="24"/>
+                    </w:rPr>
+                    <w:t xml:space="preserve"> </w:t>
+                  </w:r>
+                  <w:r>
+                    <w:rPr>
+                      <w:rFonts w:ascii="Times New Roman" w:hAnsi="Times New Roman" w:cs="Times New Roman"/>
+                      <w:sz w:val="24"/>
+                      <w:szCs w:val="24"/>
+                      <w:lang w:val="en-US"/>
+                    </w:rPr>
+                    <w:t>[</w:t>
+                  </w:r>
+                  <w:proofErr w:type="spellStart"/>
+                  <w:r>
+                    <w:rPr>
+                      <w:rFonts w:ascii="Times New Roman" w:hAnsi="Times New Roman" w:cs="Times New Roman"/>
+                      <w:sz w:val="24"/>
+                      <w:szCs w:val="24"/>
+                      <w:lang w:val="en-US"/>
+                    </w:rPr>
+                    <w:t>doc.text</w:t>
+                  </w:r>
+                  <w:r>
+                    <w:rPr>
+                      <w:rFonts w:ascii="Times New Roman" w:hAnsi="Times New Roman" w:cs="Times New Roman"/>
+                      <w:sz w:val="24"/>
+                      <w:szCs w:val="24"/>
+                      <w:lang w:val="en-US"/>
+                    </w:rPr>
+                    <w:t>_top</w:t>
+                  </w:r>
+                  <w:proofErr w:type="spellEnd"/>
+                  <w:r>
+                    <w:rPr>
+                      <w:rFonts w:ascii="Times New Roman" w:hAnsi="Times New Roman" w:cs="Times New Roman"/>
+                      <w:sz w:val="24"/>
+                      <w:szCs w:val="24"/>
+                      <w:lang w:val="en-US"/>
+                    </w:rPr>
+                    <w:t>] [</w:t>
+                  </w:r>
+                  <w:proofErr w:type="spellStart"/>
+                  <w:proofErr w:type="gramStart"/>
+                  <w:r>
+                    <w:rPr>
+                      <w:rFonts w:ascii="Times New Roman" w:hAnsi="Times New Roman" w:cs="Times New Roman"/>
+                      <w:sz w:val="24"/>
+                      <w:szCs w:val="24"/>
+                      <w:lang w:val="en-US"/>
+                    </w:rPr>
+                    <w:t>doc.programm</w:t>
+                  </w:r>
+                  <w:proofErr w:type="gramEnd"/>
+                  <w:r>
+                    <w:rPr>
+                      <w:rFonts w:ascii="Times New Roman" w:hAnsi="Times New Roman" w:cs="Times New Roman"/>
+                      <w:sz w:val="24"/>
+                      <w:szCs w:val="24"/>
+                      <w:lang w:val="en-US"/>
+                    </w:rPr>
+                    <w:t>_cat</w:t>
+                  </w:r>
+                  <w:proofErr w:type="spellEnd"/>
+                  <w:r>
+                    <w:rPr>
+                      <w:rFonts w:ascii="Times New Roman" w:hAnsi="Times New Roman" w:cs="Times New Roman"/>
+                      <w:sz w:val="24"/>
+                      <w:szCs w:val="24"/>
+                      <w:lang w:val="en-US"/>
+                    </w:rPr>
+                    <w:t>]</w:t>
+                  </w:r>
+                </w:p>
+                <w:p>
+                  <w:pPr>
+                    <w:jc w:val="center"/>
+                    <w:rPr>
+                      <w:rFonts w:ascii="Times New Roman" w:hAnsi="Times New Roman" w:cs="Times New Roman"/>
+                      <w:sz w:val="24"/>
+                      <w:szCs w:val="24"/>
+                      <w:lang w:val="en-US"/>
+                    </w:rPr>
+                  </w:pPr>
+                </w:p>
+              </w:tc>
+            </w:tr>
+            <w:tr>
+              <w:tc>
+                <w:tcPr>
+                  <w:tcW w:w="7468" w:type="dxa"/>
+                  <w:tcBorders>
+                    <w:top w:val="nil"/>
+                    <w:bottom w:val="single" w:sz="4" w:space="0" w:color="auto"/>
+                  </w:tcBorders>
+                </w:tcPr>
+                <w:p>
+                  <w:pPr>
+                    <w:jc w:val="center"/>
+                    <w:rPr>
+                      <w:rFonts w:ascii="Times New Roman" w:hAnsi="Times New Roman" w:cs="Times New Roman"/>
+                      <w:bCs/>
+                      <w:iCs/>
+                      <w:sz w:val="28"/>
+                      <w:szCs w:val="28"/>
+                      <w:lang w:val="en-US"/>
+                    </w:rPr>
+                  </w:pPr>
+                  <w:r>
+                    <w:rPr>
+                      <w:rFonts w:ascii="Times New Roman" w:hAnsi="Times New Roman" w:cs="Times New Roman"/>
+                      <w:bCs/>
+                      <w:iCs/>
+                      <w:noProof/>
+                      <w:sz w:val="24"/>
+                      <w:szCs w:val="24"/>
+                      <w:lang w:val="en-US"/>
+                    </w:rPr>
+                    <w:t>“[doc.programm_name</w:t>
+                  </w:r>
+                  <w:proofErr w:type="gramStart"/>
+                  <w:r>
+                    <w:rPr>
+                      <w:rFonts w:ascii="Times New Roman" w:hAnsi="Times New Roman" w:cs="Times New Roman"/>
+                      <w:bCs/>
+                      <w:iCs/>
+                      <w:noProof/>
+                      <w:sz w:val="24"/>
+                      <w:szCs w:val="24"/>
+                      <w:lang w:val="en-US"/>
+                    </w:rPr>
+                    <w:t xml:space="preserve">]” </w:t>
+                  </w:r>
+                  <w:r>
+                    <w:rPr>
+                      <w:rFonts w:ascii="Times New Roman" w:hAnsi="Times New Roman" w:cs="Times New Roman"/>
+                      <w:bCs/>
+                      <w:iCs/>
+                      <w:sz w:val="24"/>
+                      <w:szCs w:val="24"/>
+                      <w:lang w:val="en-US"/>
+                    </w:rPr>
+                    <w:t xml:space="preserve"> </w:t>
+                  </w:r>
+                  <w:r>
+                    <w:rPr>
+                      <w:rFonts w:ascii="Times New Roman" w:hAnsi="Times New Roman" w:cs="Times New Roman"/>
+                      <w:bCs/>
+                      <w:iCs/>
+                      <w:noProof/>
+                      <w:sz w:val="24"/>
+                      <w:szCs w:val="24"/>
+                      <w:lang w:val="en-US"/>
+                    </w:rPr>
+                    <w:t>[</w:t>
+                  </w:r>
+                  <w:proofErr w:type="gramEnd"/>
+                  <w:r>
+                    <w:rPr>
+                      <w:rFonts w:ascii="Times New Roman" w:hAnsi="Times New Roman" w:cs="Times New Roman"/>
+                      <w:bCs/>
+                      <w:iCs/>
+                      <w:noProof/>
+                      <w:sz w:val="24"/>
+                      <w:szCs w:val="24"/>
+                      <w:lang w:val="en-US"/>
+                    </w:rPr>
+                    <w:t>doc.speciality]</w:t>
+                  </w:r>
+                </w:p>
+              </w:tc>
+            </w:tr>
+            <w:tr>
+              <w:tc>
+                <w:tcPr>
+                  <w:tcW w:w="7468" w:type="dxa"/>
+                  <w:tcBorders>
+                    <w:top w:val="single" w:sz="4" w:space="0" w:color="auto"/>
+                    <w:bottom w:val="nil"/>
+                  </w:tcBorders>
+                </w:tcPr>
+                <w:p>
+                  <w:pPr>
+                    <w:jc w:val="center"/>
+                    <w:rPr>
+                      <w:rFonts w:ascii="Times New Roman" w:hAnsi="Times New Roman" w:cs="Times New Roman"/>
+                      <w:i/>
+                      <w:iCs/>
+                      <w:sz w:val="20"/>
+                      <w:szCs w:val="20"/>
+                    </w:rPr>
+                  </w:pPr>
+                  <w:r>
+                    <w:rPr>
+                      <w:rFonts w:ascii="Times New Roman" w:hAnsi="Times New Roman" w:cs="Times New Roman"/>
+                      <w:i/>
+                      <w:iCs/>
+                      <w:sz w:val="20"/>
+                      <w:szCs w:val="20"/>
+                    </w:rPr>
+                    <w:t>(наименование программы)</w:t>
+                  </w:r>
+                </w:p>
+                <w:p>
+                  <w:pPr>
+                    <w:jc w:val="center"/>
+                    <w:rPr>
+                      <w:rFonts w:ascii="Times New Roman" w:hAnsi="Times New Roman" w:cs="Times New Roman"/>
+                      <w:i/>
+                      <w:iCs/>
+                      <w:sz w:val="20"/>
+                      <w:szCs w:val="20"/>
+                    </w:rPr>
+                  </w:pPr>
+                </w:p>
+              </w:tc>
+            </w:tr>
+            <w:tr>
+              <w:tc>
+                <w:tcPr>
+                  <w:tcW w:w="7468" w:type="dxa"/>
+                  <w:tcBorders>
+                    <w:top w:val="nil"/>
+                    <w:bottom w:val="single" w:sz="4" w:space="0" w:color="auto"/>
+                  </w:tcBorders>
+                </w:tcPr>
+                <w:p>
+                  <w:pPr>
+                    <w:jc w:val="center"/>
+                    <w:rPr>
+                      <w:rFonts w:ascii="Times New Roman" w:hAnsi="Times New Roman" w:cs="Times New Roman"/>
+                      <w:bCs/>
+                      <w:iCs/>
+                      <w:sz w:val="28"/>
+                      <w:szCs w:val="28"/>
+                    </w:rPr>
+                  </w:pPr>
+                  <w:r>
+                    <w:rPr>
+                      <w:rFonts w:ascii="Times New Roman" w:hAnsi="Times New Roman" w:cs="Times New Roman"/>
+                      <w:bCs/>
+                      <w:iCs/>
+                      <w:noProof/>
+                      <w:sz w:val="24"/>
+                      <w:szCs w:val="24"/>
+                      <w:lang w:val="en-US"/>
+                    </w:rPr>
+                    <w:t>[doc.term_mastering_pur]</w:t>
+                  </w:r>
+                </w:p>
+              </w:tc>
+            </w:tr>
+            <w:tr>
+              <w:tc>
+                <w:tcPr>
+                  <w:tcW w:w="7468" w:type="dxa"/>
+                  <w:tcBorders>
+                    <w:top w:val="single" w:sz="4" w:space="0" w:color="auto"/>
+                    <w:bottom w:val="nil"/>
+                  </w:tcBorders>
+                </w:tcPr>
+                <w:p>
+                  <w:pPr>
+                    <w:jc w:val="center"/>
+                    <w:rPr>
+                      <w:rFonts w:ascii="Times New Roman" w:hAnsi="Times New Roman" w:cs="Times New Roman"/>
+                      <w:i/>
+                      <w:iCs/>
+                      <w:sz w:val="20"/>
+                      <w:szCs w:val="20"/>
+                    </w:rPr>
+                  </w:pPr>
+                  <w:r>
+                    <w:rPr>
+                      <w:rFonts w:ascii="Times New Roman" w:hAnsi="Times New Roman" w:cs="Times New Roman"/>
+                      <w:i/>
+                      <w:iCs/>
+                      <w:sz w:val="20"/>
+                      <w:szCs w:val="20"/>
+                    </w:rPr>
+                    <w:t>(срок освоения программы)</w:t>
+                  </w:r>
+                </w:p>
+                <w:p>
+                  <w:pPr>
+                    <w:rPr>
+                      <w:rFonts w:ascii="Times New Roman" w:hAnsi="Times New Roman" w:cs="Times New Roman"/>
+                      <w:sz w:val="24"/>
+                      <w:szCs w:val="24"/>
+                    </w:rPr>
+                  </w:pPr>
+                </w:p>
+              </w:tc>
+            </w:tr>
+            <w:tr>
+              <w:tc>
+                <w:tcPr>
+                  <w:tcW w:w="7468" w:type="dxa"/>
+                  <w:tcBorders>
+                    <w:top w:val="nil"/>
+                  </w:tcBorders>
+                </w:tcPr>
+                <w:p>
+                  <w:pPr>
+                    <w:jc w:val="center"/>
+                    <w:rPr>
+                      <w:rFonts w:ascii="Times New Roman" w:hAnsi="Times New Roman" w:cs="Times New Roman"/>
+                      <w:sz w:val="24"/>
+                      <w:szCs w:val="24"/>
+                    </w:rPr>
+                  </w:pPr>
+                  <w:r>
+                    <w:rPr>
+                      <w:rFonts w:ascii="Times New Roman" w:hAnsi="Times New Roman" w:cs="Times New Roman"/>
+                      <w:sz w:val="24"/>
+                      <w:szCs w:val="24"/>
+                    </w:rPr>
+                    <w:t xml:space="preserve">и </w:t>
+                  </w:r>
+                  <w:r>
+                    <w:rPr>
+                      <w:rFonts w:ascii="Times New Roman" w:hAnsi="Times New Roman" w:cs="Times New Roman"/>
+                      <w:sz w:val="24"/>
+                      <w:szCs w:val="24"/>
+                    </w:rPr>
+                    <w:t xml:space="preserve">успешно </w:t>
+                  </w:r>
+                  <w:r>
+                    <w:rPr>
+                      <w:rFonts w:ascii="Times New Roman" w:hAnsi="Times New Roman" w:cs="Times New Roman"/>
+                      <w:sz w:val="24"/>
+                      <w:szCs w:val="24"/>
+                    </w:rPr>
+                    <w:t>[</w:t>
+                  </w:r>
+                  <w:r>
+                    <w:rPr>
+                      <w:rFonts w:ascii="Times New Roman" w:hAnsi="Times New Roman" w:cs="Times New Roman"/>
+                      <w:sz w:val="24"/>
+                      <w:szCs w:val="24"/>
+                      <w:lang w:val="en-US"/>
+                    </w:rPr>
+                    <w:t>doc</w:t>
+                  </w:r>
+                  <w:r>
+                    <w:rPr>
+                      <w:rFonts w:ascii="Times New Roman" w:hAnsi="Times New Roman" w:cs="Times New Roman"/>
+                      <w:sz w:val="24"/>
+                      <w:szCs w:val="24"/>
+                    </w:rPr>
+                    <w:t>.</w:t>
+                  </w:r>
+                  <w:r>
+                    <w:rPr>
+                      <w:rFonts w:ascii="Times New Roman" w:hAnsi="Times New Roman" w:cs="Times New Roman"/>
+                      <w:sz w:val="24"/>
+                      <w:szCs w:val="24"/>
+                      <w:lang w:val="en-US"/>
+                    </w:rPr>
+                    <w:t>text</w:t>
+                  </w:r>
+                  <w:r>
+                    <w:rPr>
+                      <w:rFonts w:ascii="Times New Roman" w:hAnsi="Times New Roman" w:cs="Times New Roman"/>
+                      <w:sz w:val="24"/>
+                      <w:szCs w:val="24"/>
+                    </w:rPr>
+                    <w:t>]</w:t>
+                  </w:r>
+                  <w:r>
+                    <w:rPr>
+                      <w:rFonts w:ascii="Times New Roman" w:hAnsi="Times New Roman" w:cs="Times New Roman"/>
+                      <w:b/>
+                      <w:bCs/>
+                      <w:sz w:val="24"/>
+                      <w:szCs w:val="24"/>
+                    </w:rPr>
+                    <w:t xml:space="preserve"> </w:t>
+                  </w:r>
+                  <w:r>
+                    <w:rPr>
+                      <w:rFonts w:ascii="Times New Roman" w:hAnsi="Times New Roman" w:cs="Times New Roman"/>
+                      <w:sz w:val="24"/>
+                      <w:szCs w:val="24"/>
+                    </w:rPr>
+                    <w:t>итоговую аттестацию</w:t>
+                  </w:r>
+                </w:p>
+              </w:tc>
+            </w:tr>
+          </w:tbl>
           <w:p>
             <w:pPr>
               <w:jc w:val="center"/>
@@ -114,971 +1185,48 @@
               </w:drawing>
             </w:r>
           </w:p>
-          <w:tbl>
-            <w:tblPr>
-              <w:tblStyle w:val="a3"/>
-              <w:tblW w:w="0" w:type="auto"/>
-              <w:tblBorders>
-                <w:top w:val="none" w:sz="0" w:space="0" w:color="auto"/>
-                <w:left w:val="none" w:sz="0" w:space="0" w:color="auto"/>
-                <w:bottom w:val="none" w:sz="0" w:space="0" w:color="auto"/>
-                <w:right w:val="none" w:sz="0" w:space="0" w:color="auto"/>
-                <w:insideH w:val="none" w:sz="0" w:space="0" w:color="auto"/>
-                <w:insideV w:val="none" w:sz="0" w:space="0" w:color="auto"/>
-              </w:tblBorders>
-              <w:tblLook w:val="04A0" w:firstRow="1" w:lastRow="0" w:firstColumn="1" w:lastColumn="0" w:noHBand="0" w:noVBand="1"/>
-            </w:tblPr>
-            <w:tblGrid>
-              <w:gridCol w:w="1230"/>
-              <w:gridCol w:w="6238"/>
-            </w:tblGrid>
-            <w:tr>
-              <w:tc>
-                <w:tcPr>
-                  <w:tcW w:w="1230" w:type="dxa"/>
-                  <w:vAlign w:val="center"/>
-                </w:tcPr>
-                <w:p>
-                  <w:pPr>
-                    <w:rPr>
-                      <w:rFonts w:ascii="Times New Roman" w:hAnsi="Times New Roman" w:cs="Times New Roman"/>
-                      <w:b/>
-                      <w:sz w:val="28"/>
-                      <w:szCs w:val="28"/>
-                    </w:rPr>
-                  </w:pPr>
-                </w:p>
-                <w:p>
-                  <w:pPr>
-                    <w:rPr>
-                      <w:rFonts w:ascii="Times New Roman" w:hAnsi="Times New Roman" w:cs="Times New Roman"/>
-                      <w:sz w:val="28"/>
-                      <w:szCs w:val="28"/>
-                    </w:rPr>
-                  </w:pPr>
-                  <w:r>
-                    <w:rPr>
-                      <w:rFonts w:ascii="Times New Roman" w:hAnsi="Times New Roman" w:cs="Times New Roman"/>
-                      <w:b/>
-                      <w:sz w:val="28"/>
-                      <w:szCs w:val="28"/>
-                    </w:rPr>
-                    <w:t>Выдано</w:t>
-                  </w:r>
-                  <w:r>
-                    <w:rPr>
-                      <w:rFonts w:ascii="Times New Roman" w:hAnsi="Times New Roman" w:cs="Times New Roman"/>
-                      <w:sz w:val="28"/>
-                      <w:szCs w:val="28"/>
-                    </w:rPr>
-                    <w:t xml:space="preserve">  </w:t>
-                  </w:r>
-                </w:p>
-              </w:tc>
-              <w:tc>
-                <w:tcPr>
-                  <w:tcW w:w="6238" w:type="dxa"/>
-                  <w:tcBorders>
-                    <w:bottom w:val="single" w:sz="4" w:space="0" w:color="auto"/>
-                  </w:tcBorders>
-                  <w:vAlign w:val="center"/>
-                </w:tcPr>
-                <w:p>
-                  <w:pPr>
-                    <w:jc w:val="center"/>
-                    <w:rPr>
-                      <w:rFonts w:ascii="Times New Roman" w:hAnsi="Times New Roman" w:cs="Times New Roman"/>
-                      <w:sz w:val="28"/>
-                      <w:szCs w:val="28"/>
-                      <w:lang w:val="en-US"/>
-                    </w:rPr>
-                  </w:pPr>
-                </w:p>
-                <w:p>
-                  <w:pPr>
-                    <w:jc w:val="center"/>
-                    <w:rPr>
-                      <w:rFonts w:ascii="Times New Roman" w:hAnsi="Times New Roman" w:cs="Times New Roman"/>
-                      <w:b/>
-                      <w:sz w:val="28"/>
-                      <w:szCs w:val="28"/>
-                      <w:lang w:val="en-US"/>
-                    </w:rPr>
-                  </w:pPr>
-                  <w:r>
-                    <w:rPr>
-                      <w:rFonts w:ascii="Times New Roman" w:hAnsi="Times New Roman" w:cs="Times New Roman"/>
-                      <w:b/>
-                      <w:sz w:val="28"/>
-                      <w:szCs w:val="28"/>
-                      <w:lang w:val="en-US"/>
-                    </w:rPr>
-                    <w:t>[</w:t>
-                  </w:r>
-                  <w:proofErr w:type="spellStart"/>
-                  <w:r>
-                    <w:rPr>
-                      <w:rFonts w:ascii="Times New Roman" w:hAnsi="Times New Roman" w:cs="Times New Roman"/>
-                      <w:b/>
-                      <w:sz w:val="28"/>
-                      <w:szCs w:val="28"/>
-                      <w:lang w:val="en-US"/>
-                    </w:rPr>
-                    <w:t>doc.</w:t>
-                  </w:r>
-                  <w:r>
-                    <w:rPr>
-                      <w:rFonts w:ascii="Times New Roman" w:hAnsi="Times New Roman" w:cs="Times New Roman"/>
-                      <w:b/>
-                      <w:sz w:val="28"/>
-                      <w:szCs w:val="28"/>
-                      <w:lang w:val="en-US"/>
-                    </w:rPr>
-                    <w:t>student_first_name</w:t>
-                  </w:r>
-                  <w:proofErr w:type="spellEnd"/>
-                  <w:r>
-                    <w:rPr>
-                      <w:rFonts w:ascii="Times New Roman" w:hAnsi="Times New Roman" w:cs="Times New Roman"/>
-                      <w:b/>
-                      <w:sz w:val="28"/>
-                      <w:szCs w:val="28"/>
-                      <w:lang w:val="en-US"/>
-                    </w:rPr>
-                    <w:t>]</w:t>
-                  </w:r>
-                </w:p>
-              </w:tc>
-            </w:tr>
-            <w:tr>
-              <w:tc>
-                <w:tcPr>
-                  <w:tcW w:w="7468" w:type="dxa"/>
-                  <w:gridSpan w:val="2"/>
-                  <w:tcBorders>
-                    <w:bottom w:val="single" w:sz="4" w:space="0" w:color="auto"/>
-                  </w:tcBorders>
-                </w:tcPr>
-                <w:p>
-                  <w:pPr>
-                    <w:rPr>
-                      <w:rFonts w:ascii="Times New Roman" w:hAnsi="Times New Roman" w:cs="Times New Roman"/>
-                      <w:sz w:val="28"/>
-                      <w:szCs w:val="28"/>
-                      <w:lang w:val="en-US"/>
-                    </w:rPr>
-                  </w:pPr>
-                </w:p>
-                <w:p>
-                  <w:pPr>
-                    <w:ind w:firstLine="1202"/>
-                    <w:jc w:val="center"/>
-                    <w:rPr>
-                      <w:rFonts w:ascii="Times New Roman" w:hAnsi="Times New Roman" w:cs="Times New Roman"/>
-                      <w:b/>
-                      <w:sz w:val="28"/>
-                      <w:szCs w:val="28"/>
-                      <w:lang w:val="en-US"/>
-                    </w:rPr>
-                  </w:pPr>
-                  <w:r>
-                    <w:rPr>
-                      <w:rFonts w:ascii="Times New Roman" w:hAnsi="Times New Roman" w:cs="Times New Roman"/>
-                      <w:b/>
-                      <w:sz w:val="28"/>
-                      <w:szCs w:val="28"/>
-                      <w:lang w:val="en-US"/>
-                    </w:rPr>
-                    <w:t>[</w:t>
-                  </w:r>
-                  <w:proofErr w:type="spellStart"/>
-                  <w:r>
-                    <w:rPr>
-                      <w:rFonts w:ascii="Times New Roman" w:hAnsi="Times New Roman" w:cs="Times New Roman"/>
-                      <w:b/>
-                      <w:sz w:val="28"/>
-                      <w:szCs w:val="28"/>
-                      <w:lang w:val="en-US"/>
-                    </w:rPr>
-                    <w:t>doc.</w:t>
-                  </w:r>
-                  <w:r>
-                    <w:rPr>
-                      <w:rFonts w:ascii="Times New Roman" w:hAnsi="Times New Roman" w:cs="Times New Roman"/>
-                      <w:b/>
-                      <w:sz w:val="28"/>
-                      <w:szCs w:val="28"/>
-                      <w:lang w:val="en-US"/>
-                    </w:rPr>
-                    <w:t>student_</w:t>
-                  </w:r>
-                  <w:r>
-                    <w:rPr>
-                      <w:rFonts w:ascii="Times New Roman" w:hAnsi="Times New Roman" w:cs="Times New Roman"/>
-                      <w:b/>
-                      <w:sz w:val="28"/>
-                      <w:szCs w:val="28"/>
-                      <w:lang w:val="en-US"/>
-                    </w:rPr>
-                    <w:t>last</w:t>
-                  </w:r>
-                  <w:r>
-                    <w:rPr>
-                      <w:rFonts w:ascii="Times New Roman" w:hAnsi="Times New Roman" w:cs="Times New Roman"/>
-                      <w:b/>
-                      <w:sz w:val="28"/>
-                      <w:szCs w:val="28"/>
-                      <w:lang w:val="en-US"/>
-                    </w:rPr>
-                    <w:t>_name</w:t>
-                  </w:r>
-                  <w:proofErr w:type="spellEnd"/>
-                  <w:r>
-                    <w:rPr>
-                      <w:rFonts w:ascii="Times New Roman" w:hAnsi="Times New Roman" w:cs="Times New Roman"/>
-                      <w:b/>
-                      <w:sz w:val="28"/>
-                      <w:szCs w:val="28"/>
-                      <w:lang w:val="en-US"/>
-                    </w:rPr>
-                    <w:t>]</w:t>
-                  </w:r>
-                </w:p>
-              </w:tc>
-            </w:tr>
-            <w:tr>
-              <w:tc>
-                <w:tcPr>
-                  <w:tcW w:w="7468" w:type="dxa"/>
-                  <w:gridSpan w:val="2"/>
-                  <w:tcBorders>
-                    <w:top w:val="single" w:sz="4" w:space="0" w:color="auto"/>
-                  </w:tcBorders>
-                </w:tcPr>
-                <w:p>
-                  <w:pPr>
-                    <w:jc w:val="center"/>
-                    <w:rPr>
-                      <w:rFonts w:ascii="Times New Roman" w:hAnsi="Times New Roman" w:cs="Times New Roman"/>
-                    </w:rPr>
-                  </w:pPr>
-                </w:p>
-                <w:p>
-                  <w:pPr>
-                    <w:jc w:val="center"/>
-                    <w:rPr>
-                      <w:rFonts w:ascii="Times New Roman" w:hAnsi="Times New Roman" w:cs="Times New Roman"/>
-                      <w:sz w:val="24"/>
-                      <w:szCs w:val="24"/>
-                    </w:rPr>
-                  </w:pPr>
-                  <w:r>
-                    <w:rPr>
-                      <w:rFonts w:ascii="Times New Roman" w:hAnsi="Times New Roman" w:cs="Times New Roman"/>
-                      <w:sz w:val="24"/>
-                      <w:szCs w:val="24"/>
-                    </w:rPr>
-                    <w:t xml:space="preserve">об освоении </w:t>
-                  </w:r>
-                  <w:r>
-                    <w:rPr>
-                      <w:rFonts w:ascii="Times New Roman" w:hAnsi="Times New Roman" w:cs="Times New Roman"/>
-                      <w:sz w:val="24"/>
-                      <w:szCs w:val="24"/>
-                    </w:rPr>
-                    <w:t>[</w:t>
-                  </w:r>
-                  <w:r>
-                    <w:rPr>
-                      <w:rFonts w:ascii="Times New Roman" w:hAnsi="Times New Roman" w:cs="Times New Roman"/>
-                      <w:sz w:val="24"/>
-                      <w:szCs w:val="24"/>
-                      <w:lang w:val="en-US"/>
-                    </w:rPr>
-                    <w:t>doc</w:t>
-                  </w:r>
-                  <w:r>
-                    <w:rPr>
-                      <w:rFonts w:ascii="Times New Roman" w:hAnsi="Times New Roman" w:cs="Times New Roman"/>
-                      <w:sz w:val="24"/>
-                      <w:szCs w:val="24"/>
-                    </w:rPr>
-                    <w:t>.</w:t>
-                  </w:r>
-                  <w:proofErr w:type="spellStart"/>
-                  <w:r>
-                    <w:rPr>
-                      <w:rFonts w:ascii="Times New Roman" w:hAnsi="Times New Roman" w:cs="Times New Roman"/>
-                      <w:sz w:val="24"/>
-                      <w:szCs w:val="24"/>
-                      <w:lang w:val="en-US"/>
-                    </w:rPr>
-                    <w:t>programm</w:t>
-                  </w:r>
-                  <w:proofErr w:type="spellEnd"/>
-                  <w:r>
-                    <w:rPr>
-                      <w:rFonts w:ascii="Times New Roman" w:hAnsi="Times New Roman" w:cs="Times New Roman"/>
-                      <w:sz w:val="24"/>
-                      <w:szCs w:val="24"/>
-                    </w:rPr>
-                    <w:t>_</w:t>
-                  </w:r>
-                  <w:r>
-                    <w:rPr>
-                      <w:rFonts w:ascii="Times New Roman" w:hAnsi="Times New Roman" w:cs="Times New Roman"/>
-                      <w:sz w:val="24"/>
-                      <w:szCs w:val="24"/>
-                      <w:lang w:val="en-US"/>
-                    </w:rPr>
-                    <w:t>cat</w:t>
-                  </w:r>
-                  <w:r>
-                    <w:rPr>
-                      <w:rFonts w:ascii="Times New Roman" w:hAnsi="Times New Roman" w:cs="Times New Roman"/>
-                      <w:sz w:val="24"/>
-                      <w:szCs w:val="24"/>
-                    </w:rPr>
-                    <w:t>]</w:t>
-                  </w:r>
-                </w:p>
-              </w:tc>
-            </w:tr>
-            <w:tr>
-              <w:tc>
-                <w:tcPr>
-                  <w:tcW w:w="7468" w:type="dxa"/>
-                  <w:gridSpan w:val="2"/>
-                  <w:tcBorders>
-                    <w:bottom w:val="single" w:sz="4" w:space="0" w:color="auto"/>
-                  </w:tcBorders>
-                </w:tcPr>
-                <w:p>
-                  <w:pPr>
-                    <w:jc w:val="center"/>
-                    <w:rPr>
-                      <w:rFonts w:ascii="Times New Roman" w:hAnsi="Times New Roman" w:cs="Times New Roman"/>
-                      <w:b/>
-                      <w:i/>
-                      <w:sz w:val="18"/>
-                      <w:szCs w:val="18"/>
-                    </w:rPr>
-                  </w:pPr>
-                </w:p>
-                <w:p>
-                  <w:pPr>
-                    <w:tabs>
-                      <w:tab w:val="left" w:pos="1935"/>
-                      <w:tab w:val="center" w:pos="3626"/>
-                    </w:tabs>
-                    <w:jc w:val="center"/>
-                    <w:rPr>
-                      <w:rFonts w:ascii="Times New Roman" w:hAnsi="Times New Roman" w:cs="Times New Roman"/>
-                      <w:b/>
-                      <w:i/>
-                      <w:sz w:val="24"/>
-                      <w:szCs w:val="24"/>
-                      <w:lang w:val="en-US"/>
-                    </w:rPr>
-                  </w:pPr>
-                  <w:r>
-                    <w:rPr>
-                      <w:rFonts w:ascii="Times New Roman" w:hAnsi="Times New Roman" w:cs="Times New Roman"/>
-                      <w:b/>
-                      <w:i/>
-                      <w:noProof/>
-                      <w:sz w:val="24"/>
-                      <w:szCs w:val="24"/>
-                      <w:lang w:val="en-US"/>
-                    </w:rPr>
-                    <w:t>“</w:t>
-                  </w:r>
-                  <w:r>
-                    <w:rPr>
-                      <w:rFonts w:ascii="Times New Roman" w:hAnsi="Times New Roman" w:cs="Times New Roman"/>
-                      <w:b/>
-                      <w:i/>
-                      <w:noProof/>
-                      <w:sz w:val="24"/>
-                      <w:szCs w:val="24"/>
-                      <w:lang w:val="en-US"/>
-                    </w:rPr>
-                    <w:t>[</w:t>
-                  </w:r>
-                  <w:r>
-                    <w:rPr>
-                      <w:rFonts w:ascii="Times New Roman" w:hAnsi="Times New Roman" w:cs="Times New Roman"/>
-                      <w:b/>
-                      <w:i/>
-                      <w:noProof/>
-                      <w:sz w:val="24"/>
-                      <w:szCs w:val="24"/>
-                      <w:lang w:val="en-US"/>
-                    </w:rPr>
-                    <w:t>doc</w:t>
-                  </w:r>
-                  <w:r>
-                    <w:rPr>
-                      <w:rFonts w:ascii="Times New Roman" w:hAnsi="Times New Roman" w:cs="Times New Roman"/>
-                      <w:b/>
-                      <w:i/>
-                      <w:noProof/>
-                      <w:sz w:val="24"/>
-                      <w:szCs w:val="24"/>
-                      <w:lang w:val="en-US"/>
-                    </w:rPr>
-                    <w:t>.</w:t>
-                  </w:r>
-                  <w:r>
-                    <w:rPr>
-                      <w:rFonts w:ascii="Times New Roman" w:hAnsi="Times New Roman" w:cs="Times New Roman"/>
-                      <w:b/>
-                      <w:i/>
-                      <w:noProof/>
-                      <w:sz w:val="24"/>
-                      <w:szCs w:val="24"/>
-                      <w:lang w:val="en-US"/>
-                    </w:rPr>
-                    <w:t>programm_name</w:t>
-                  </w:r>
-                  <w:r>
-                    <w:rPr>
-                      <w:rFonts w:ascii="Times New Roman" w:hAnsi="Times New Roman" w:cs="Times New Roman"/>
-                      <w:b/>
-                      <w:i/>
-                      <w:noProof/>
-                      <w:sz w:val="24"/>
-                      <w:szCs w:val="24"/>
-                      <w:lang w:val="en-US"/>
-                    </w:rPr>
-                    <w:t>]</w:t>
-                  </w:r>
-                  <w:r>
-                    <w:rPr>
-                      <w:rFonts w:ascii="Times New Roman" w:hAnsi="Times New Roman" w:cs="Times New Roman"/>
-                      <w:b/>
-                      <w:i/>
-                      <w:noProof/>
-                      <w:sz w:val="24"/>
-                      <w:szCs w:val="24"/>
-                      <w:lang w:val="en-US"/>
-                    </w:rPr>
-                    <w:t xml:space="preserve">” </w:t>
-                  </w:r>
-                  <w:r>
-                    <w:rPr>
-                      <w:rFonts w:ascii="Times New Roman" w:hAnsi="Times New Roman" w:cs="Times New Roman"/>
-                      <w:b/>
-                      <w:i/>
-                      <w:sz w:val="24"/>
-                      <w:szCs w:val="24"/>
-                      <w:lang w:val="en-US"/>
-                    </w:rPr>
-                    <w:t xml:space="preserve"> </w:t>
-                  </w:r>
-                  <w:r>
-                    <w:rPr>
-                      <w:rFonts w:ascii="Times New Roman" w:hAnsi="Times New Roman" w:cs="Times New Roman"/>
-                      <w:b/>
-                      <w:i/>
-                      <w:noProof/>
-                      <w:sz w:val="24"/>
-                      <w:szCs w:val="24"/>
-                      <w:lang w:val="en-US"/>
-                    </w:rPr>
-                    <w:t>[</w:t>
-                  </w:r>
-                  <w:r>
-                    <w:rPr>
-                      <w:rFonts w:ascii="Times New Roman" w:hAnsi="Times New Roman" w:cs="Times New Roman"/>
-                      <w:b/>
-                      <w:i/>
-                      <w:noProof/>
-                      <w:sz w:val="24"/>
-                      <w:szCs w:val="24"/>
-                      <w:lang w:val="en-US"/>
-                    </w:rPr>
-                    <w:t>doc</w:t>
-                  </w:r>
-                  <w:r>
-                    <w:rPr>
-                      <w:rFonts w:ascii="Times New Roman" w:hAnsi="Times New Roman" w:cs="Times New Roman"/>
-                      <w:b/>
-                      <w:i/>
-                      <w:noProof/>
-                      <w:sz w:val="24"/>
-                      <w:szCs w:val="24"/>
-                      <w:lang w:val="en-US"/>
-                    </w:rPr>
-                    <w:t>.</w:t>
-                  </w:r>
-                  <w:r>
-                    <w:rPr>
-                      <w:rFonts w:ascii="Times New Roman" w:hAnsi="Times New Roman" w:cs="Times New Roman"/>
-                      <w:b/>
-                      <w:i/>
-                      <w:noProof/>
-                      <w:sz w:val="24"/>
-                      <w:szCs w:val="24"/>
-                      <w:lang w:val="en-US"/>
-                    </w:rPr>
-                    <w:t>speciality</w:t>
-                  </w:r>
-                  <w:r>
-                    <w:rPr>
-                      <w:rFonts w:ascii="Times New Roman" w:hAnsi="Times New Roman" w:cs="Times New Roman"/>
-                      <w:b/>
-                      <w:i/>
-                      <w:noProof/>
-                      <w:sz w:val="24"/>
-                      <w:szCs w:val="24"/>
-                      <w:lang w:val="en-US"/>
-                    </w:rPr>
-                    <w:t>]</w:t>
-                  </w:r>
-                </w:p>
-              </w:tc>
-            </w:tr>
-            <w:tr>
-              <w:tc>
-                <w:tcPr>
-                  <w:tcW w:w="7468" w:type="dxa"/>
-                  <w:gridSpan w:val="2"/>
-                  <w:tcBorders>
-                    <w:top w:val="single" w:sz="4" w:space="0" w:color="auto"/>
-                  </w:tcBorders>
-                </w:tcPr>
-                <w:p>
-                  <w:pPr>
-                    <w:jc w:val="center"/>
-                    <w:rPr>
-                      <w:rFonts w:ascii="Times New Roman" w:hAnsi="Times New Roman" w:cs="Times New Roman"/>
-                      <w:sz w:val="20"/>
-                      <w:szCs w:val="20"/>
-                    </w:rPr>
-                  </w:pPr>
-                  <w:r>
-                    <w:rPr>
-                      <w:rFonts w:ascii="Times New Roman" w:hAnsi="Times New Roman" w:cs="Times New Roman"/>
-                      <w:sz w:val="20"/>
-                      <w:szCs w:val="20"/>
-                    </w:rPr>
-                    <w:t>(наименование программы)</w:t>
-                  </w:r>
-                </w:p>
-              </w:tc>
-            </w:tr>
-            <w:tr>
-              <w:tc>
-                <w:tcPr>
-                  <w:tcW w:w="7468" w:type="dxa"/>
-                  <w:gridSpan w:val="2"/>
-                  <w:tcBorders>
-                    <w:bottom w:val="single" w:sz="4" w:space="0" w:color="auto"/>
-                  </w:tcBorders>
-                </w:tcPr>
-                <w:p>
-                  <w:pPr>
-                    <w:jc w:val="center"/>
-                    <w:rPr>
-                      <w:rFonts w:ascii="Times New Roman" w:hAnsi="Times New Roman" w:cs="Times New Roman"/>
-                      <w:b/>
-                      <w:i/>
-                      <w:sz w:val="18"/>
-                      <w:szCs w:val="18"/>
-                      <w:lang w:val="en-US"/>
-                    </w:rPr>
-                  </w:pPr>
-                </w:p>
-                <w:p>
-                  <w:pPr>
-                    <w:jc w:val="center"/>
-                    <w:rPr>
-                      <w:rFonts w:ascii="Times New Roman" w:hAnsi="Times New Roman" w:cs="Times New Roman"/>
-                      <w:b/>
-                      <w:i/>
-                      <w:sz w:val="28"/>
-                      <w:szCs w:val="28"/>
-                      <w:lang w:val="en-US"/>
-                    </w:rPr>
-                  </w:pPr>
-                  <w:r>
-                    <w:rPr>
-                      <w:rFonts w:ascii="Times New Roman" w:hAnsi="Times New Roman" w:cs="Times New Roman"/>
-                      <w:b/>
-                      <w:i/>
-                      <w:noProof/>
-                      <w:sz w:val="24"/>
-                      <w:szCs w:val="24"/>
-                      <w:lang w:val="en-US"/>
-                    </w:rPr>
-                    <w:t>[doc.term_mastering_pur]</w:t>
-                  </w:r>
-                  <w:bookmarkStart w:id="0" w:name="_GoBack"/>
-                  <w:bookmarkEnd w:id="0"/>
-                </w:p>
-              </w:tc>
-            </w:tr>
-            <w:tr>
-              <w:tc>
-                <w:tcPr>
-                  <w:tcW w:w="7468" w:type="dxa"/>
-                  <w:gridSpan w:val="2"/>
-                  <w:tcBorders>
-                    <w:top w:val="single" w:sz="4" w:space="0" w:color="auto"/>
-                  </w:tcBorders>
-                </w:tcPr>
-                <w:p>
-                  <w:pPr>
-                    <w:jc w:val="center"/>
-                    <w:rPr>
-                      <w:rFonts w:ascii="Times New Roman" w:hAnsi="Times New Roman" w:cs="Times New Roman"/>
-                      <w:sz w:val="20"/>
-                      <w:szCs w:val="20"/>
-                    </w:rPr>
-                  </w:pPr>
-                  <w:r>
-                    <w:rPr>
-                      <w:rFonts w:ascii="Times New Roman" w:hAnsi="Times New Roman" w:cs="Times New Roman"/>
-                      <w:sz w:val="20"/>
-                      <w:szCs w:val="20"/>
-                    </w:rPr>
-                    <w:t>(срок освоения программы)</w:t>
-                  </w:r>
-                </w:p>
-              </w:tc>
-            </w:tr>
-            <w:tr>
-              <w:tc>
-                <w:tcPr>
-                  <w:tcW w:w="7468" w:type="dxa"/>
-                  <w:gridSpan w:val="2"/>
-                  <w:tcBorders>
-                    <w:bottom w:val="single" w:sz="4" w:space="0" w:color="auto"/>
-                  </w:tcBorders>
-                </w:tcPr>
-                <w:p>
-                  <w:pPr>
-                    <w:jc w:val="center"/>
-                    <w:rPr>
-                      <w:rFonts w:ascii="Times New Roman" w:hAnsi="Times New Roman" w:cs="Times New Roman"/>
-                      <w:sz w:val="20"/>
-                      <w:szCs w:val="20"/>
-                    </w:rPr>
-                  </w:pPr>
-                </w:p>
-                <w:p>
-                  <w:pPr>
-                    <w:jc w:val="center"/>
-                    <w:rPr>
-                      <w:rFonts w:ascii="Times New Roman" w:hAnsi="Times New Roman" w:cs="Times New Roman"/>
-                      <w:sz w:val="24"/>
-                      <w:szCs w:val="24"/>
-                    </w:rPr>
-                  </w:pPr>
-                  <w:r>
-                    <w:rPr>
-                      <w:rFonts w:ascii="Times New Roman" w:hAnsi="Times New Roman" w:cs="Times New Roman"/>
-                      <w:sz w:val="24"/>
-                      <w:szCs w:val="24"/>
-                    </w:rPr>
-                    <w:t xml:space="preserve">Государственное бюджетное учреждение дополнительного образования города Москвы </w:t>
-                  </w:r>
-                </w:p>
-                <w:p>
-                  <w:pPr>
-                    <w:jc w:val="center"/>
-                    <w:rPr>
-                      <w:rFonts w:ascii="Times New Roman" w:hAnsi="Times New Roman" w:cs="Times New Roman"/>
-                      <w:sz w:val="24"/>
-                      <w:szCs w:val="24"/>
-                    </w:rPr>
-                  </w:pPr>
-                  <w:r>
-                    <w:rPr>
-                      <w:rFonts w:ascii="Times New Roman" w:hAnsi="Times New Roman" w:cs="Times New Roman"/>
-                      <w:sz w:val="24"/>
-                      <w:szCs w:val="24"/>
-                    </w:rPr>
-                    <w:t xml:space="preserve">"Детская школа искусств имени </w:t>
-                  </w:r>
-                  <w:proofErr w:type="spellStart"/>
-                  <w:r>
-                    <w:rPr>
-                      <w:rFonts w:ascii="Times New Roman" w:hAnsi="Times New Roman" w:cs="Times New Roman"/>
-                      <w:sz w:val="24"/>
-                      <w:szCs w:val="24"/>
-                    </w:rPr>
-                    <w:t>И.Ф.Стравинского</w:t>
-                  </w:r>
-                  <w:proofErr w:type="spellEnd"/>
-                  <w:r>
-                    <w:rPr>
-                      <w:rFonts w:ascii="Times New Roman" w:hAnsi="Times New Roman" w:cs="Times New Roman"/>
-                      <w:sz w:val="24"/>
-                      <w:szCs w:val="24"/>
-                    </w:rPr>
-                    <w:t>"</w:t>
-                  </w:r>
-                </w:p>
-              </w:tc>
-            </w:tr>
-            <w:tr>
-              <w:tc>
-                <w:tcPr>
-                  <w:tcW w:w="7468" w:type="dxa"/>
-                  <w:gridSpan w:val="2"/>
-                  <w:tcBorders>
-                    <w:top w:val="single" w:sz="4" w:space="0" w:color="auto"/>
-                    <w:bottom w:val="single" w:sz="4" w:space="0" w:color="auto"/>
-                  </w:tcBorders>
-                </w:tcPr>
-                <w:p>
-                  <w:pPr>
-                    <w:jc w:val="center"/>
-                    <w:rPr>
-                      <w:rFonts w:ascii="Times New Roman" w:hAnsi="Times New Roman" w:cs="Times New Roman"/>
-                      <w:sz w:val="20"/>
-                      <w:szCs w:val="20"/>
-                    </w:rPr>
-                  </w:pPr>
-                  <w:r>
-                    <w:rPr>
-                      <w:rFonts w:ascii="Times New Roman" w:hAnsi="Times New Roman" w:cs="Times New Roman"/>
-                      <w:sz w:val="20"/>
-                      <w:szCs w:val="20"/>
-                    </w:rPr>
-                    <w:t>(наименование образовательной организации)</w:t>
-                  </w:r>
-                </w:p>
-                <w:p>
-                  <w:pPr>
-                    <w:jc w:val="center"/>
-                    <w:rPr>
-                      <w:rFonts w:ascii="Times New Roman" w:hAnsi="Times New Roman" w:cs="Times New Roman"/>
-                      <w:sz w:val="20"/>
-                      <w:szCs w:val="20"/>
-                    </w:rPr>
-                  </w:pPr>
-                </w:p>
-                <w:p>
-                  <w:pPr>
-                    <w:jc w:val="center"/>
-                    <w:rPr>
-                      <w:rFonts w:ascii="Times New Roman" w:hAnsi="Times New Roman" w:cs="Times New Roman"/>
-                      <w:sz w:val="24"/>
-                      <w:szCs w:val="24"/>
-                    </w:rPr>
-                  </w:pPr>
-                  <w:r>
-                    <w:rPr>
-                      <w:rFonts w:ascii="Times New Roman" w:hAnsi="Times New Roman" w:cs="Times New Roman"/>
-                      <w:sz w:val="24"/>
-                      <w:szCs w:val="24"/>
-                    </w:rPr>
-                    <w:t xml:space="preserve">125368 </w:t>
-                  </w:r>
-                  <w:proofErr w:type="spellStart"/>
-                  <w:r>
-                    <w:rPr>
-                      <w:rFonts w:ascii="Times New Roman" w:hAnsi="Times New Roman" w:cs="Times New Roman"/>
-                      <w:sz w:val="24"/>
-                      <w:szCs w:val="24"/>
-                    </w:rPr>
-                    <w:t>г.Москва</w:t>
-                  </w:r>
-                  <w:proofErr w:type="spellEnd"/>
-                  <w:r>
-                    <w:rPr>
-                      <w:rFonts w:ascii="Times New Roman" w:hAnsi="Times New Roman" w:cs="Times New Roman"/>
-                      <w:sz w:val="24"/>
-                      <w:szCs w:val="24"/>
-                    </w:rPr>
-                    <w:t xml:space="preserve">, улица </w:t>
-                  </w:r>
-                  <w:proofErr w:type="spellStart"/>
-                  <w:r>
-                    <w:rPr>
-                      <w:rFonts w:ascii="Times New Roman" w:hAnsi="Times New Roman" w:cs="Times New Roman"/>
-                      <w:sz w:val="24"/>
-                      <w:szCs w:val="24"/>
-                    </w:rPr>
-                    <w:t>Митинская</w:t>
-                  </w:r>
-                  <w:proofErr w:type="spellEnd"/>
-                  <w:r>
-                    <w:rPr>
-                      <w:rFonts w:ascii="Times New Roman" w:hAnsi="Times New Roman" w:cs="Times New Roman"/>
-                      <w:sz w:val="24"/>
-                      <w:szCs w:val="24"/>
-                    </w:rPr>
-                    <w:t>, дом 47</w:t>
-                  </w:r>
-                  <w:r>
-                    <w:rPr>
-                      <w:rFonts w:ascii="Times New Roman" w:hAnsi="Times New Roman" w:cs="Times New Roman"/>
-                      <w:sz w:val="24"/>
-                      <w:szCs w:val="24"/>
-                    </w:rPr>
-                    <w:t>,</w:t>
-                  </w:r>
-                  <w:r>
-                    <w:rPr>
-                      <w:rFonts w:ascii="Times New Roman" w:hAnsi="Times New Roman" w:cs="Times New Roman"/>
-                      <w:sz w:val="24"/>
-                      <w:szCs w:val="24"/>
-                    </w:rPr>
-                    <w:t xml:space="preserve"> корпус 1</w:t>
-                  </w:r>
-                </w:p>
-              </w:tc>
-            </w:tr>
-            <w:tr>
-              <w:tc>
-                <w:tcPr>
-                  <w:tcW w:w="7468" w:type="dxa"/>
-                  <w:gridSpan w:val="2"/>
-                  <w:tcBorders>
-                    <w:top w:val="single" w:sz="4" w:space="0" w:color="auto"/>
-                  </w:tcBorders>
-                </w:tcPr>
-                <w:p>
-                  <w:pPr>
-                    <w:jc w:val="center"/>
-                    <w:rPr>
-                      <w:rFonts w:ascii="Times New Roman" w:hAnsi="Times New Roman" w:cs="Times New Roman"/>
-                      <w:sz w:val="20"/>
-                      <w:szCs w:val="20"/>
-                    </w:rPr>
-                  </w:pPr>
-                  <w:r>
-                    <w:rPr>
-                      <w:rFonts w:ascii="Times New Roman" w:hAnsi="Times New Roman" w:cs="Times New Roman"/>
-                      <w:sz w:val="20"/>
-                      <w:szCs w:val="20"/>
-                    </w:rPr>
-                    <w:t>(месторасположение образовательной организации)</w:t>
-                  </w:r>
-                </w:p>
-                <w:p>
-                  <w:pPr>
-                    <w:jc w:val="center"/>
-                    <w:rPr>
-                      <w:rFonts w:ascii="Times New Roman" w:hAnsi="Times New Roman" w:cs="Times New Roman"/>
-                      <w:b/>
-                      <w:sz w:val="24"/>
-                      <w:szCs w:val="24"/>
-                    </w:rPr>
-                  </w:pPr>
-                </w:p>
-                <w:p>
-                  <w:pPr>
-                    <w:jc w:val="center"/>
-                    <w:rPr>
-                      <w:rFonts w:ascii="Times New Roman" w:hAnsi="Times New Roman" w:cs="Times New Roman"/>
-                      <w:b/>
-                      <w:sz w:val="24"/>
-                      <w:szCs w:val="24"/>
-                    </w:rPr>
-                  </w:pPr>
-                  <w:r>
-                    <w:rPr>
-                      <w:rFonts w:ascii="Times New Roman" w:hAnsi="Times New Roman" w:cs="Times New Roman"/>
-                      <w:b/>
-                      <w:sz w:val="24"/>
-                      <w:szCs w:val="24"/>
-                    </w:rPr>
-                    <w:t>Регистраци</w:t>
-                  </w:r>
-                  <w:r>
-                    <w:rPr>
-                      <w:rFonts w:ascii="Times New Roman" w:hAnsi="Times New Roman" w:cs="Times New Roman"/>
-                      <w:b/>
-                      <w:sz w:val="24"/>
-                      <w:szCs w:val="24"/>
-                    </w:rPr>
-                    <w:t xml:space="preserve">онный номер № </w:t>
-                  </w:r>
-                  <w:r>
-                    <w:rPr>
-                      <w:rFonts w:ascii="Times New Roman" w:hAnsi="Times New Roman" w:cs="Times New Roman"/>
-                      <w:b/>
-                      <w:sz w:val="24"/>
-                      <w:szCs w:val="24"/>
-                    </w:rPr>
-                    <w:t>_</w:t>
-                  </w:r>
-                  <w:r>
-                    <w:rPr>
-                      <w:rFonts w:ascii="Times New Roman" w:hAnsi="Times New Roman" w:cs="Times New Roman"/>
-                      <w:b/>
-                      <w:sz w:val="24"/>
-                      <w:szCs w:val="24"/>
-                    </w:rPr>
-                    <w:t>_______</w:t>
-                  </w:r>
-                </w:p>
-              </w:tc>
-            </w:tr>
-            <w:tr>
-              <w:tc>
-                <w:tcPr>
-                  <w:tcW w:w="7468" w:type="dxa"/>
-                  <w:gridSpan w:val="2"/>
-                </w:tcPr>
-                <w:p>
-                  <w:pPr>
-                    <w:jc w:val="center"/>
-                    <w:rPr>
-                      <w:rFonts w:ascii="Times New Roman" w:hAnsi="Times New Roman" w:cs="Times New Roman"/>
-                      <w:sz w:val="24"/>
-                      <w:szCs w:val="24"/>
-                    </w:rPr>
-                  </w:pPr>
-                </w:p>
-                <w:p>
-                  <w:pPr>
-                    <w:jc w:val="center"/>
-                    <w:rPr>
-                      <w:rFonts w:ascii="Times New Roman" w:hAnsi="Times New Roman" w:cs="Times New Roman"/>
-                      <w:b/>
-                      <w:sz w:val="24"/>
-                      <w:szCs w:val="24"/>
-                    </w:rPr>
-                  </w:pPr>
-                  <w:r>
-                    <w:rPr>
-                      <w:rFonts w:ascii="Times New Roman" w:hAnsi="Times New Roman" w:cs="Times New Roman"/>
-                      <w:b/>
-                      <w:sz w:val="24"/>
-                      <w:szCs w:val="24"/>
-                    </w:rPr>
-                    <w:t xml:space="preserve">Дата выдачи </w:t>
-                  </w:r>
-                  <w:r>
-                    <w:rPr>
-                      <w:rFonts w:ascii="Times New Roman" w:hAnsi="Times New Roman" w:cs="Times New Roman"/>
-                      <w:b/>
-                      <w:sz w:val="24"/>
-                      <w:szCs w:val="24"/>
-                    </w:rPr>
-                    <w:t>____________</w:t>
-                  </w:r>
-                </w:p>
-              </w:tc>
-            </w:tr>
-          </w:tbl>
           <w:p>
             <w:pPr>
               <w:jc w:val="center"/>
               <w:rPr>
                 <w:rFonts w:ascii="Times New Roman" w:hAnsi="Times New Roman" w:cs="Times New Roman"/>
+                <w:sz w:val="24"/>
+                <w:szCs w:val="24"/>
               </w:rPr>
             </w:pPr>
           </w:p>
           <w:p>
             <w:pPr>
               <w:jc w:val="center"/>
+              <w:rPr>
+                <w:rFonts w:ascii="Times New Roman" w:hAnsi="Times New Roman" w:cs="Times New Roman"/>
+              </w:rPr>
+            </w:pPr>
+            <w:r>
+              <w:rPr>
+                <w:rFonts w:ascii="Times New Roman" w:hAnsi="Times New Roman" w:cs="Times New Roman"/>
+                <w:b/>
+                <w:sz w:val="24"/>
+                <w:szCs w:val="24"/>
+              </w:rPr>
+              <w:t xml:space="preserve">Регистрационный номер № </w:t>
+            </w:r>
+            <w:r>
+              <w:rPr>
+                <w:rFonts w:ascii="Times New Roman" w:hAnsi="Times New Roman" w:cs="Times New Roman"/>
+              </w:rPr>
+              <w:t>___</w:t>
+            </w:r>
+          </w:p>
+          <w:p>
+            <w:pPr>
+              <w:jc w:val="center"/>
+              <w:rPr>
+                <w:rFonts w:ascii="Times New Roman" w:hAnsi="Times New Roman" w:cs="Times New Roman"/>
+                <w:b/>
+                <w:sz w:val="24"/>
+                <w:szCs w:val="24"/>
+              </w:rPr>
             </w:pPr>
           </w:p>
           <w:p>
@@ -1086,78 +1234,24 @@
               <w:jc w:val="center"/>
               <w:rPr>
                 <w:rFonts w:ascii="Times New Roman" w:hAnsi="Times New Roman" w:cs="Times New Roman"/>
-                <w:b/>
               </w:rPr>
             </w:pPr>
-          </w:p>
-          <w:p>
-            <w:pPr>
-              <w:jc w:val="center"/>
-              <w:rPr>
-                <w:rFonts w:ascii="Times New Roman" w:hAnsi="Times New Roman" w:cs="Times New Roman"/>
-                <w:b/>
-              </w:rPr>
-            </w:pPr>
-            <w:r>
-              <w:rPr>
-                <w:rFonts w:ascii="Times New Roman" w:hAnsi="Times New Roman" w:cs="Times New Roman"/>
-                <w:b/>
-              </w:rPr>
-              <w:t xml:space="preserve">Директор                  _____________________                          </w:t>
-            </w:r>
-            <w:proofErr w:type="spellStart"/>
-            <w:r>
-              <w:rPr>
-                <w:rFonts w:ascii="Times New Roman" w:hAnsi="Times New Roman" w:cs="Times New Roman"/>
-                <w:b/>
-              </w:rPr>
-              <w:t>Н.М.Карташева</w:t>
-            </w:r>
-            <w:proofErr w:type="spellEnd"/>
-            <w:r>
-              <w:rPr>
-                <w:rFonts w:ascii="Times New Roman" w:hAnsi="Times New Roman" w:cs="Times New Roman"/>
-                <w:b/>
-              </w:rPr>
-              <w:t xml:space="preserve"> </w:t>
-            </w:r>
-          </w:p>
-          <w:p>
-            <w:pPr>
-              <w:jc w:val="center"/>
-              <w:rPr>
-                <w:rFonts w:ascii="Times New Roman" w:hAnsi="Times New Roman" w:cs="Times New Roman"/>
-              </w:rPr>
-            </w:pPr>
-          </w:p>
-          <w:p>
-            <w:pPr>
-              <w:jc w:val="center"/>
-              <w:rPr>
-                <w:rFonts w:ascii="Times New Roman" w:hAnsi="Times New Roman" w:cs="Times New Roman"/>
-              </w:rPr>
-            </w:pPr>
-          </w:p>
-          <w:p>
-            <w:pPr>
-              <w:jc w:val="center"/>
-              <w:rPr>
-                <w:rFonts w:ascii="Times New Roman" w:hAnsi="Times New Roman" w:cs="Times New Roman"/>
-              </w:rPr>
-            </w:pPr>
-          </w:p>
-          <w:p>
-            <w:pPr>
-              <w:jc w:val="center"/>
-              <w:rPr>
-                <w:rFonts w:ascii="Times New Roman" w:hAnsi="Times New Roman" w:cs="Times New Roman"/>
-              </w:rPr>
-            </w:pPr>
-            <w:r>
-              <w:rPr>
-                <w:rFonts w:ascii="Times New Roman" w:hAnsi="Times New Roman" w:cs="Times New Roman"/>
-              </w:rPr>
-              <w:t>МП</w:t>
+            <w:r>
+              <w:rPr>
+                <w:rFonts w:ascii="Times New Roman" w:hAnsi="Times New Roman" w:cs="Times New Roman"/>
+                <w:b/>
+                <w:sz w:val="24"/>
+                <w:szCs w:val="24"/>
+              </w:rPr>
+              <w:t xml:space="preserve">Дата выдачи </w:t>
+            </w:r>
+            <w:r>
+              <w:rPr>
+                <w:rFonts w:ascii="Times New Roman" w:hAnsi="Times New Roman" w:cs="Times New Roman"/>
+                <w:sz w:val="24"/>
+                <w:szCs w:val="24"/>
+              </w:rPr>
+              <w:t>__________</w:t>
             </w:r>
           </w:p>
           <w:p/>
@@ -1953,24 +2047,33 @@
             </w:tr>
           </w:tbl>
           <w:p>
+            <w:pPr>
+              <w:ind w:left="708"/>
+              <w:rPr>
+                <w:rFonts w:ascii="Times New Roman" w:hAnsi="Times New Roman" w:cs="Times New Roman"/>
+                <w:b/>
+                <w:sz w:val="24"/>
+                <w:szCs w:val="24"/>
+              </w:rPr>
+            </w:pPr>
             <w:r>
               <w:rPr>
                 <w:noProof/>
                 <w:lang w:eastAsia="ru-RU"/>
               </w:rPr>
               <w:drawing>
-                <wp:anchor distT="0" distB="0" distL="114300" distR="114300" simplePos="0" relativeHeight="251661312" behindDoc="1" locked="0" layoutInCell="1" allowOverlap="1" wp14:anchorId="109FFD95" wp14:editId="64D007C1">
+                <wp:anchor distT="0" distB="0" distL="114300" distR="114300" simplePos="0" relativeHeight="251661312" behindDoc="0" locked="0" layoutInCell="1" allowOverlap="1" wp14:anchorId="61D0E3A4" wp14:editId="25B9F74D">
                   <wp:simplePos x="0" y="0"/>
                   <wp:positionH relativeFrom="column">
-                    <wp:posOffset>2467610</wp:posOffset>
+                    <wp:posOffset>1589405</wp:posOffset>
                   </wp:positionH>
                   <wp:positionV relativeFrom="paragraph">
-                    <wp:posOffset>95885</wp:posOffset>
+                    <wp:posOffset>93980</wp:posOffset>
                   </wp:positionV>
-                  <wp:extent cx="819150" cy="852746"/>
-                  <wp:effectExtent l="0" t="0" r="0" b="5080"/>
+                  <wp:extent cx="1152525" cy="1126875"/>
+                  <wp:effectExtent l="0" t="0" r="0" b="0"/>
                   <wp:wrapNone/>
-                  <wp:docPr id="1" name="Рисунок 1"/>
+                  <wp:docPr id="5" name="Рисунок 5"/>
                   <wp:cNvGraphicFramePr>
                     <a:graphicFrameLocks xmlns:a="http://schemas.openxmlformats.org/drawingml/2006/main" noChangeAspect="1"/>
                   </wp:cNvGraphicFramePr>
@@ -1978,11 +2081,11 @@
                     <a:graphicData uri="http://schemas.openxmlformats.org/drawingml/2006/picture">
                       <pic:pic xmlns:pic="http://schemas.openxmlformats.org/drawingml/2006/picture">
                         <pic:nvPicPr>
-                          <pic:cNvPr id="1" name="Э.Г. Никитина.png"/>
+                          <pic:cNvPr id="2" name="Карташева.png"/>
                           <pic:cNvPicPr/>
                         </pic:nvPicPr>
                         <pic:blipFill>
-                          <a:blip r:embed="rId5" cstate="print">
+                          <a:blip r:embed="rId4" cstate="print">
                             <a:extLst>
                               <a:ext uri="{28A0092B-C50C-407E-A947-70E740481C1C}">
                                 <a14:useLocalDpi xmlns:a14="http://schemas.microsoft.com/office/drawing/2010/main" val="0"/>
@@ -1996,7 +2099,7 @@
                         <pic:spPr>
                           <a:xfrm>
                             <a:off x="0" y="0"/>
-                            <a:ext cx="819150" cy="852746"/>
+                            <a:ext cx="1152525" cy="1126875"/>
                           </a:xfrm>
                           <a:prstGeom prst="rect">
                             <a:avLst/>
@@ -2005,15 +2108,24 @@
                       </pic:pic>
                     </a:graphicData>
                   </a:graphic>
-                  <wp14:sizeRelH relativeFrom="page">
+                  <wp14:sizeRelH relativeFrom="margin">
                     <wp14:pctWidth>0</wp14:pctWidth>
                   </wp14:sizeRelH>
-                  <wp14:sizeRelV relativeFrom="page">
+                  <wp14:sizeRelV relativeFrom="margin">
                     <wp14:pctHeight>0</wp14:pctHeight>
                   </wp14:sizeRelV>
                 </wp:anchor>
               </w:drawing>
             </w:r>
+            <w:r>
+              <w:rPr>
+                <w:rFonts w:ascii="Times New Roman" w:hAnsi="Times New Roman" w:cs="Times New Roman"/>
+                <w:b/>
+                <w:sz w:val="24"/>
+                <w:szCs w:val="24"/>
+              </w:rPr>
+              <w:t xml:space="preserve">Председатель </w:t>
+            </w:r>
           </w:p>
           <w:p>
             <w:pPr>
@@ -2032,19 +2144,17 @@
                 <w:sz w:val="24"/>
                 <w:szCs w:val="24"/>
               </w:rPr>
-              <w:t>Председатель комиссии</w:t>
-            </w:r>
-          </w:p>
-          <w:p>
-            <w:pPr>
-              <w:ind w:left="708"/>
+              <w:t xml:space="preserve">экзаменационной </w:t>
+            </w:r>
+            <w:r>
               <w:rPr>
                 <w:rFonts w:ascii="Times New Roman" w:hAnsi="Times New Roman" w:cs="Times New Roman"/>
                 <w:b/>
                 <w:sz w:val="24"/>
                 <w:szCs w:val="24"/>
               </w:rPr>
-            </w:pPr>
+              <w:t>комиссии</w:t>
+            </w:r>
             <w:r>
               <w:rPr>
                 <w:rFonts w:ascii="Times New Roman" w:hAnsi="Times New Roman" w:cs="Times New Roman"/>
@@ -2052,7 +2162,7 @@
                 <w:sz w:val="24"/>
                 <w:szCs w:val="24"/>
               </w:rPr>
-              <w:t xml:space="preserve">по итоговой аттестации          __________     </w:t>
+              <w:t xml:space="preserve">         </w:t>
             </w:r>
             <w:r>
               <w:rPr>
@@ -2061,9 +2171,8 @@
                 <w:sz w:val="24"/>
                 <w:szCs w:val="24"/>
               </w:rPr>
-              <w:t xml:space="preserve"> </w:t>
-            </w:r>
-            <w:proofErr w:type="spellStart"/>
+              <w:t xml:space="preserve"> __________    </w:t>
+            </w:r>
             <w:r>
               <w:rPr>
                 <w:rFonts w:ascii="Times New Roman" w:hAnsi="Times New Roman" w:cs="Times New Roman"/>
@@ -2071,88 +2180,7 @@
                 <w:sz w:val="24"/>
                 <w:szCs w:val="24"/>
               </w:rPr>
-              <w:t>Э.Г.Никитина</w:t>
-            </w:r>
-            <w:proofErr w:type="spellEnd"/>
-          </w:p>
-          <w:p>
-            <w:pPr>
-              <w:ind w:left="708"/>
-              <w:rPr>
-                <w:rFonts w:ascii="Times New Roman" w:hAnsi="Times New Roman" w:cs="Times New Roman"/>
-                <w:b/>
-                <w:sz w:val="24"/>
-                <w:szCs w:val="24"/>
-              </w:rPr>
-            </w:pPr>
-            <w:r>
-              <w:rPr>
-                <w:rFonts w:ascii="Times New Roman" w:hAnsi="Times New Roman" w:cs="Times New Roman"/>
-                <w:noProof/>
-                <w:lang w:eastAsia="ru-RU"/>
-              </w:rPr>
-              <w:drawing>
-                <wp:anchor distT="0" distB="0" distL="114300" distR="114300" simplePos="0" relativeHeight="251660288" behindDoc="0" locked="0" layoutInCell="1" allowOverlap="1" wp14:anchorId="5277F456" wp14:editId="5EE5570A">
-                  <wp:simplePos x="0" y="0"/>
-                  <wp:positionH relativeFrom="column">
-                    <wp:posOffset>2615565</wp:posOffset>
-                  </wp:positionH>
-                  <wp:positionV relativeFrom="paragraph">
-                    <wp:posOffset>138071</wp:posOffset>
-                  </wp:positionV>
-                  <wp:extent cx="952500" cy="852805"/>
-                  <wp:effectExtent l="0" t="0" r="0" b="0"/>
-                  <wp:wrapNone/>
-                  <wp:docPr id="3" name="Рисунок 3" descr="C:\Users\Ирина\Downloads\Корягина И.А..png"/>
-                  <wp:cNvGraphicFramePr>
-                    <a:graphicFrameLocks xmlns:a="http://schemas.openxmlformats.org/drawingml/2006/main" noChangeAspect="1"/>
-                  </wp:cNvGraphicFramePr>
-                  <a:graphic xmlns:a="http://schemas.openxmlformats.org/drawingml/2006/main">
-                    <a:graphicData uri="http://schemas.openxmlformats.org/drawingml/2006/picture">
-                      <pic:pic xmlns:pic="http://schemas.openxmlformats.org/drawingml/2006/picture">
-                        <pic:nvPicPr>
-                          <pic:cNvPr id="0" name="Picture 3" descr="C:\Users\Ирина\Downloads\Корягина И.А..png"/>
-                          <pic:cNvPicPr>
-                            <a:picLocks noChangeAspect="1" noChangeArrowheads="1"/>
-                          </pic:cNvPicPr>
-                        </pic:nvPicPr>
-                        <pic:blipFill>
-                          <a:blip r:embed="rId6" cstate="print">
-                            <a:extLst>
-                              <a:ext uri="{28A0092B-C50C-407E-A947-70E740481C1C}">
-                                <a14:useLocalDpi xmlns:a14="http://schemas.microsoft.com/office/drawing/2010/main" val="0"/>
-                              </a:ext>
-                            </a:extLst>
-                          </a:blip>
-                          <a:srcRect/>
-                          <a:stretch>
-                            <a:fillRect/>
-                          </a:stretch>
-                        </pic:blipFill>
-                        <pic:spPr bwMode="auto">
-                          <a:xfrm>
-                            <a:off x="0" y="0"/>
-                            <a:ext cx="952500" cy="852805"/>
-                          </a:xfrm>
-                          <a:prstGeom prst="rect">
-                            <a:avLst/>
-                          </a:prstGeom>
-                          <a:noFill/>
-                          <a:ln>
-                            <a:noFill/>
-                          </a:ln>
-                        </pic:spPr>
-                      </pic:pic>
-                    </a:graphicData>
-                  </a:graphic>
-                  <wp14:sizeRelH relativeFrom="page">
-                    <wp14:pctWidth>0</wp14:pctWidth>
-                  </wp14:sizeRelH>
-                  <wp14:sizeRelV relativeFrom="page">
-                    <wp14:pctHeight>0</wp14:pctHeight>
-                  </wp14:sizeRelV>
-                </wp:anchor>
-              </w:drawing>
+              <w:t xml:space="preserve">  </w:t>
             </w:r>
           </w:p>
           <w:p>
@@ -2171,68 +2199,101 @@
               <w:ind w:left="708"/>
               <w:rPr>
                 <w:rFonts w:ascii="Times New Roman" w:hAnsi="Times New Roman" w:cs="Times New Roman"/>
+              </w:rPr>
+            </w:pPr>
+            <w:r>
+              <w:rPr>
+                <w:rFonts w:ascii="Times New Roman" w:hAnsi="Times New Roman" w:cs="Times New Roman"/>
                 <w:b/>
                 <w:sz w:val="24"/>
                 <w:szCs w:val="24"/>
               </w:rPr>
-            </w:pPr>
-            <w:r>
-              <w:rPr>
-                <w:rFonts w:ascii="Times New Roman" w:hAnsi="Times New Roman" w:cs="Times New Roman"/>
-                <w:b/>
-                <w:sz w:val="24"/>
-                <w:szCs w:val="24"/>
-              </w:rPr>
-              <w:t>Секретарь комиссии</w:t>
+              <w:t xml:space="preserve">          </w:t>
             </w:r>
           </w:p>
           <w:p>
             <w:pPr>
-              <w:ind w:left="708"/>
-              <w:rPr>
-                <w:rFonts w:ascii="Times New Roman" w:hAnsi="Times New Roman" w:cs="Times New Roman"/>
+              <w:rPr>
+                <w:rFonts w:ascii="Times New Roman" w:hAnsi="Times New Roman" w:cs="Times New Roman"/>
+                <w:b/>
               </w:rPr>
             </w:pPr>
             <w:r>
               <w:rPr>
                 <w:rFonts w:ascii="Times New Roman" w:hAnsi="Times New Roman" w:cs="Times New Roman"/>
                 <w:b/>
-                <w:sz w:val="24"/>
-                <w:szCs w:val="24"/>
-              </w:rPr>
-              <w:t xml:space="preserve">по итоговой аттестации         </w:t>
-            </w:r>
-            <w:r>
-              <w:rPr>
-                <w:rFonts w:ascii="Times New Roman" w:hAnsi="Times New Roman" w:cs="Times New Roman"/>
-                <w:b/>
-                <w:sz w:val="24"/>
-                <w:szCs w:val="24"/>
-              </w:rPr>
-              <w:t xml:space="preserve"> ____________  </w:t>
-            </w:r>
-            <w:r>
-              <w:rPr>
-                <w:rFonts w:ascii="Times New Roman" w:hAnsi="Times New Roman" w:cs="Times New Roman"/>
-                <w:b/>
-                <w:sz w:val="24"/>
-                <w:szCs w:val="24"/>
-              </w:rPr>
-              <w:t xml:space="preserve"> </w:t>
+              </w:rPr>
+              <w:t xml:space="preserve">             </w:t>
+            </w:r>
+            <w:r>
+              <w:rPr>
+                <w:rFonts w:ascii="Times New Roman" w:hAnsi="Times New Roman" w:cs="Times New Roman"/>
+                <w:b/>
+              </w:rPr>
+              <w:t>Директор</w:t>
+            </w:r>
+            <w:r>
+              <w:rPr>
+                <w:rFonts w:ascii="Times New Roman" w:hAnsi="Times New Roman" w:cs="Times New Roman"/>
+                <w:b/>
+              </w:rPr>
+              <w:t xml:space="preserve">           </w:t>
+            </w:r>
+            <w:r>
+              <w:rPr>
+                <w:rFonts w:ascii="Times New Roman" w:hAnsi="Times New Roman" w:cs="Times New Roman"/>
+                <w:b/>
+              </w:rPr>
+              <w:t>_____________________</w:t>
+            </w:r>
+            <w:r>
+              <w:rPr>
+                <w:rFonts w:ascii="Times New Roman" w:hAnsi="Times New Roman" w:cs="Times New Roman"/>
+                <w:b/>
+              </w:rPr>
+              <w:t xml:space="preserve">                       </w:t>
             </w:r>
             <w:proofErr w:type="spellStart"/>
             <w:r>
               <w:rPr>
                 <w:rFonts w:ascii="Times New Roman" w:hAnsi="Times New Roman" w:cs="Times New Roman"/>
                 <w:b/>
-                <w:sz w:val="24"/>
-                <w:szCs w:val="24"/>
-              </w:rPr>
-              <w:t>И.А.Корягина</w:t>
+              </w:rPr>
+              <w:t>Н.М.Карташева</w:t>
             </w:r>
             <w:proofErr w:type="spellEnd"/>
           </w:p>
-          <w:p/>
+          <w:p>
+            <w:pPr>
+              <w:rPr>
+                <w:rFonts w:ascii="Times New Roman" w:hAnsi="Times New Roman" w:cs="Times New Roman"/>
+                <w:b/>
+              </w:rPr>
+            </w:pPr>
+          </w:p>
+          <w:p>
+            <w:pPr>
+              <w:rPr>
+                <w:rFonts w:ascii="Times New Roman" w:hAnsi="Times New Roman" w:cs="Times New Roman"/>
+                <w:b/>
+              </w:rPr>
+            </w:pPr>
+          </w:p>
+          <w:p>
+            <w:pPr>
+              <w:jc w:val="center"/>
+              <w:rPr>
+                <w:rFonts w:ascii="Times New Roman" w:hAnsi="Times New Roman" w:cs="Times New Roman"/>
+              </w:rPr>
+            </w:pPr>
+            <w:r>
+              <w:rPr>
+                <w:rFonts w:ascii="Times New Roman" w:hAnsi="Times New Roman" w:cs="Times New Roman"/>
+                <w:b/>
+              </w:rPr>
+              <w:t>М.П.</w:t>
+            </w:r>
+          </w:p>
           <w:p/>
         </w:tc>
       </w:tr>
@@ -2249,7 +2310,7 @@
 </file>
 
 <file path=word/styles.xml><?xml version="1.0" encoding="utf-8"?>
-<w:styles xmlns:mc="http://schemas.openxmlformats.org/markup-compatibility/2006" xmlns:r="http://schemas.openxmlformats.org/officeDocument/2006/relationships" xmlns:w="http://schemas.openxmlformats.org/wordprocessingml/2006/main" xmlns:w14="http://schemas.microsoft.com/office/word/2010/wordml" xmlns:w15="http://schemas.microsoft.com/office/word/2012/wordml" mc:Ignorable="w14 w15">
+<w:styles xmlns:mc="http://schemas.openxmlformats.org/markup-compatibility/2006" xmlns:r="http://schemas.openxmlformats.org/officeDocument/2006/relationships" xmlns:w="http://schemas.openxmlformats.org/wordprocessingml/2006/main" xmlns:w14="http://schemas.microsoft.com/office/word/2010/wordml" xmlns:w15="http://schemas.microsoft.com/office/word/2012/wordml" xmlns:w16cex="http://schemas.microsoft.com/office/word/2018/wordml/cex" xmlns:w16cid="http://schemas.microsoft.com/office/word/2016/wordml/cid" xmlns:w16="http://schemas.microsoft.com/office/word/2018/wordml" xmlns:w16sdtdh="http://schemas.microsoft.com/office/word/2020/wordml/sdtdatahash" xmlns:w16se="http://schemas.microsoft.com/office/word/2015/wordml/symex" mc:Ignorable="w14 w15 w16se w16cid w16 w16cex w16sdtdh">
   <w:docDefaults>
     <w:rPrDefault>
       <w:rPr>
@@ -2265,7 +2326,7 @@
       </w:pPr>
     </w:pPrDefault>
   </w:docDefaults>
-  <w:latentStyles w:defLockedState="0" w:defUIPriority="99" w:defSemiHidden="0" w:defUnhideWhenUsed="0" w:defQFormat="0" w:count="371">
+  <w:latentStyles w:defLockedState="0" w:defUIPriority="99" w:defSemiHidden="0" w:defUnhideWhenUsed="0" w:defQFormat="0" w:count="376">
     <w:lsdException w:name="Normal" w:uiPriority="0" w:qFormat="1"/>
     <w:lsdException w:name="heading 1" w:uiPriority="9" w:qFormat="1"/>
     <w:lsdException w:name="heading 2" w:semiHidden="1" w:uiPriority="9" w:unhideWhenUsed="1" w:qFormat="1"/>
@@ -2637,6 +2698,11 @@
     <w:lsdException w:name="List Table 5 Dark Accent 6" w:uiPriority="50"/>
     <w:lsdException w:name="List Table 6 Colorful Accent 6" w:uiPriority="51"/>
     <w:lsdException w:name="List Table 7 Colorful Accent 6" w:uiPriority="52"/>
+    <w:lsdException w:name="Mention" w:semiHidden="1" w:unhideWhenUsed="1"/>
+    <w:lsdException w:name="Smart Hyperlink" w:semiHidden="1" w:unhideWhenUsed="1"/>
+    <w:lsdException w:name="Hashtag" w:semiHidden="1" w:unhideWhenUsed="1"/>
+    <w:lsdException w:name="Unresolved Mention" w:semiHidden="1" w:unhideWhenUsed="1"/>
+    <w:lsdException w:name="Smart Link" w:semiHidden="1" w:unhideWhenUsed="1"/>
   </w:latentStyles>
   <w:style w:type="paragraph" w:default="1" w:styleId="a">
     <w:name w:val="Normal"/>
@@ -2679,7 +2745,6 @@
       <w:spacing w:after="0" w:line="240" w:lineRule="auto"/>
     </w:pPr>
     <w:tblPr>
-      <w:tblInd w:w="0" w:type="dxa"/>
       <w:tblBorders>
         <w:top w:val="single" w:sz="4" w:space="0" w:color="auto"/>
         <w:left w:val="single" w:sz="4" w:space="0" w:color="auto"/>
@@ -2688,12 +2753,6 @@
         <w:insideH w:val="single" w:sz="4" w:space="0" w:color="auto"/>
         <w:insideV w:val="single" w:sz="4" w:space="0" w:color="auto"/>
       </w:tblBorders>
-      <w:tblCellMar>
-        <w:top w:w="0" w:type="dxa"/>
-        <w:left w:w="108" w:type="dxa"/>
-        <w:bottom w:w="0" w:type="dxa"/>
-        <w:right w:w="108" w:type="dxa"/>
-      </w:tblCellMar>
     </w:tblPr>
   </w:style>
   <w:style w:type="paragraph" w:styleId="a4">

--- a/common/template/document/certificate_student.docx
+++ b/common/template/document/certificate_student.docx
@@ -1,6 +1,6 @@
 
 <file path=word/document.xml><?xml version="1.0" encoding="utf-8"?>
-<w:document xmlns:wpc="http://schemas.microsoft.com/office/word/2010/wordprocessingCanvas" xmlns:cx="http://schemas.microsoft.com/office/drawing/2014/chartex" xmlns:cx1="http://schemas.microsoft.com/office/drawing/2015/9/8/chartex" xmlns:cx2="http://schemas.microsoft.com/office/drawing/2015/10/21/chartex" xmlns:cx3="http://schemas.microsoft.com/office/drawing/2016/5/9/chartex" xmlns:cx4="http://schemas.microsoft.com/office/drawing/2016/5/10/chartex" xmlns:cx5="http://schemas.microsoft.com/office/drawing/2016/5/11/chartex" xmlns:cx6="http://schemas.microsoft.com/office/drawing/2016/5/12/chartex" xmlns:cx7="http://schemas.microsoft.com/office/drawing/2016/5/13/chartex" xmlns:cx8="http://schemas.microsoft.com/office/drawing/2016/5/14/chartex" xmlns:mc="http://schemas.openxmlformats.org/markup-compatibility/2006" xmlns:aink="http://schemas.microsoft.com/office/drawing/2016/ink" xmlns:am3d="http://schemas.microsoft.com/office/drawing/2017/model3d" xmlns:o="urn:schemas-microsoft-com:office:office" xmlns:oel="http://schemas.microsoft.com/office/2019/extlst" xmlns:r="http://schemas.openxmlformats.org/officeDocument/2006/relationships" xmlns:m="http://schemas.openxmlformats.org/officeDocument/2006/math" xmlns:v="urn:schemas-microsoft-com:vml" xmlns:wp14="http://schemas.microsoft.com/office/word/2010/wordprocessingDrawing" xmlns:wp="http://schemas.openxmlformats.org/drawingml/2006/wordprocessingDrawing" xmlns:w10="urn:schemas-microsoft-com:office:word" xmlns:w="http://schemas.openxmlformats.org/wordprocessingml/2006/main" xmlns:w14="http://schemas.microsoft.com/office/word/2010/wordml" xmlns:w15="http://schemas.microsoft.com/office/word/2012/wordml" xmlns:w16cex="http://schemas.microsoft.com/office/word/2018/wordml/cex" xmlns:w16cid="http://schemas.microsoft.com/office/word/2016/wordml/cid" xmlns:w16="http://schemas.microsoft.com/office/word/2018/wordml" xmlns:w16sdtdh="http://schemas.microsoft.com/office/word/2020/wordml/sdtdatahash" xmlns:w16se="http://schemas.microsoft.com/office/word/2015/wordml/symex" xmlns:wpg="http://schemas.microsoft.com/office/word/2010/wordprocessingGroup" xmlns:wpi="http://schemas.microsoft.com/office/word/2010/wordprocessingInk" xmlns:wne="http://schemas.microsoft.com/office/word/2006/wordml" xmlns:wps="http://schemas.microsoft.com/office/word/2010/wordprocessingShape" mc:Ignorable="w14 w15 w16se w16cid w16 w16cex w16sdtdh wp14">
+<w:document xmlns:wpc="http://schemas.microsoft.com/office/word/2010/wordprocessingCanvas" xmlns:mc="http://schemas.openxmlformats.org/markup-compatibility/2006" xmlns:o="urn:schemas-microsoft-com:office:office" xmlns:r="http://schemas.openxmlformats.org/officeDocument/2006/relationships" xmlns:m="http://schemas.openxmlformats.org/officeDocument/2006/math" xmlns:v="urn:schemas-microsoft-com:vml" xmlns:wp14="http://schemas.microsoft.com/office/word/2010/wordprocessingDrawing" xmlns:wp="http://schemas.openxmlformats.org/drawingml/2006/wordprocessingDrawing" xmlns:w10="urn:schemas-microsoft-com:office:word" xmlns:w="http://schemas.openxmlformats.org/wordprocessingml/2006/main" xmlns:w14="http://schemas.microsoft.com/office/word/2010/wordml" xmlns:w15="http://schemas.microsoft.com/office/word/2012/wordml" xmlns:wpg="http://schemas.microsoft.com/office/word/2010/wordprocessingGroup" xmlns:wpi="http://schemas.microsoft.com/office/word/2010/wordprocessingInk" xmlns:wne="http://schemas.microsoft.com/office/word/2006/wordml" xmlns:wps="http://schemas.microsoft.com/office/word/2010/wordprocessingShape" mc:Ignorable="w14 w15 wp14">
   <w:body>
     <w:tbl>
       <w:tblPr>
@@ -80,7 +80,29 @@
                       <w:sz w:val="24"/>
                       <w:szCs w:val="24"/>
                     </w:rPr>
-                    <w:t xml:space="preserve">Государственное бюджетное учреждение дополнительного образования города Москвы </w:t>
+                    <w:t xml:space="preserve">Государственное бюджетное учреждение </w:t>
+                  </w:r>
+                </w:p>
+                <w:p>
+                  <w:pPr>
+                    <w:jc w:val="center"/>
+                    <w:rPr>
+                      <w:rFonts w:ascii="Times New Roman" w:hAnsi="Times New Roman" w:cs="Times New Roman"/>
+                      <w:b/>
+                      <w:bCs/>
+                      <w:sz w:val="24"/>
+                      <w:szCs w:val="24"/>
+                    </w:rPr>
+                  </w:pPr>
+                  <w:r>
+                    <w:rPr>
+                      <w:rFonts w:ascii="Times New Roman" w:hAnsi="Times New Roman" w:cs="Times New Roman"/>
+                      <w:b/>
+                      <w:bCs/>
+                      <w:sz w:val="24"/>
+                      <w:szCs w:val="24"/>
+                    </w:rPr>
+                    <w:t xml:space="preserve">дополнительного образования города Москвы </w:t>
                   </w:r>
                 </w:p>
                 <w:p>
@@ -201,7 +223,25 @@
                       <w:sz w:val="24"/>
                       <w:szCs w:val="24"/>
                     </w:rPr>
-                    <w:t>, улица Митинская, дом 47</w:t>
+                    <w:t xml:space="preserve">, улица </w:t>
+                  </w:r>
+                  <w:proofErr w:type="spellStart"/>
+                  <w:r>
+                    <w:rPr>
+                      <w:rFonts w:ascii="Times New Roman" w:hAnsi="Times New Roman" w:cs="Times New Roman"/>
+                      <w:sz w:val="24"/>
+                      <w:szCs w:val="24"/>
+                    </w:rPr>
+                    <w:t>Митинская</w:t>
+                  </w:r>
+                  <w:proofErr w:type="spellEnd"/>
+                  <w:r>
+                    <w:rPr>
+                      <w:rFonts w:ascii="Times New Roman" w:hAnsi="Times New Roman" w:cs="Times New Roman"/>
+                      <w:sz w:val="24"/>
+                      <w:szCs w:val="24"/>
+                    </w:rPr>
+                    <w:t>, дом 47</w:t>
                   </w:r>
                   <w:r>
                     <w:rPr>
@@ -306,9 +346,59 @@
                 <w:bCs/>
                 <w:sz w:val="24"/>
                 <w:szCs w:val="24"/>
+              </w:rPr>
+            </w:pPr>
+            <w:r>
+              <w:rPr>
+                <w:rFonts w:ascii="Times New Roman" w:hAnsi="Times New Roman" w:cs="Times New Roman"/>
+                <w:b/>
+                <w:bCs/>
+                <w:sz w:val="24"/>
+                <w:szCs w:val="24"/>
+              </w:rPr>
+              <w:t>об</w:t>
+            </w:r>
+            <w:r>
+              <w:rPr>
+                <w:rFonts w:ascii="Times New Roman" w:hAnsi="Times New Roman" w:cs="Times New Roman"/>
+                <w:b/>
+                <w:bCs/>
+                <w:sz w:val="24"/>
+                <w:szCs w:val="24"/>
+              </w:rPr>
+              <w:t xml:space="preserve"> </w:t>
+            </w:r>
+            <w:r>
+              <w:rPr>
+                <w:rFonts w:ascii="Times New Roman" w:hAnsi="Times New Roman" w:cs="Times New Roman"/>
+                <w:b/>
+                <w:bCs/>
+                <w:sz w:val="24"/>
+                <w:szCs w:val="24"/>
+              </w:rPr>
+              <w:t>освоении</w:t>
+            </w:r>
+            <w:r>
+              <w:rPr>
+                <w:rFonts w:ascii="Times New Roman" w:hAnsi="Times New Roman" w:cs="Times New Roman"/>
+                <w:b/>
+                <w:bCs/>
+                <w:sz w:val="24"/>
+                <w:szCs w:val="24"/>
+              </w:rPr>
+              <w:t xml:space="preserve"> [</w:t>
+            </w:r>
+            <w:r>
+              <w:rPr>
+                <w:rFonts w:ascii="Times New Roman" w:hAnsi="Times New Roman" w:cs="Times New Roman"/>
+                <w:b/>
+                <w:bCs/>
+                <w:sz w:val="24"/>
+                <w:szCs w:val="24"/>
                 <w:lang w:val="en-US"/>
               </w:rPr>
-            </w:pPr>
+              <w:t>doc</w:t>
+            </w:r>
             <w:r>
               <w:rPr>
                 <w:rFonts w:ascii="Times New Roman" w:hAnsi="Times New Roman" w:cs="Times New Roman"/>
@@ -317,8 +407,9 @@
                 <w:sz w:val="24"/>
                 <w:szCs w:val="24"/>
               </w:rPr>
-              <w:t>об</w:t>
-            </w:r>
+              <w:t>.</w:t>
+            </w:r>
+            <w:proofErr w:type="spellStart"/>
             <w:r>
               <w:rPr>
                 <w:rFonts w:ascii="Times New Roman" w:hAnsi="Times New Roman" w:cs="Times New Roman"/>
@@ -328,8 +419,9 @@
                 <w:szCs w:val="24"/>
                 <w:lang w:val="en-US"/>
               </w:rPr>
-              <w:t xml:space="preserve"> </w:t>
-            </w:r>
+              <w:t>programm</w:t>
+            </w:r>
+            <w:proofErr w:type="spellEnd"/>
             <w:r>
               <w:rPr>
                 <w:rFonts w:ascii="Times New Roman" w:hAnsi="Times New Roman" w:cs="Times New Roman"/>
@@ -338,7 +430,7 @@
                 <w:sz w:val="24"/>
                 <w:szCs w:val="24"/>
               </w:rPr>
-              <w:t>освоении</w:t>
+              <w:t>_</w:t>
             </w:r>
             <w:r>
               <w:rPr>
@@ -349,10 +441,8 @@
                 <w:szCs w:val="24"/>
                 <w:lang w:val="en-US"/>
               </w:rPr>
-              <w:t xml:space="preserve"> [</w:t>
-            </w:r>
-            <w:proofErr w:type="spellStart"/>
-            <w:proofErr w:type="gramStart"/>
+              <w:t>cat</w:t>
+            </w:r>
             <w:r>
               <w:rPr>
                 <w:rFonts w:ascii="Times New Roman" w:hAnsi="Times New Roman" w:cs="Times New Roman"/>
@@ -360,11 +450,20 @@
                 <w:bCs/>
                 <w:sz w:val="24"/>
                 <w:szCs w:val="24"/>
+              </w:rPr>
+              <w:t>_</w:t>
+            </w:r>
+            <w:r>
+              <w:rPr>
+                <w:rFonts w:ascii="Times New Roman" w:hAnsi="Times New Roman" w:cs="Times New Roman"/>
+                <w:b/>
+                <w:bCs/>
+                <w:sz w:val="24"/>
+                <w:szCs w:val="24"/>
                 <w:lang w:val="en-US"/>
               </w:rPr>
-              <w:t>doc.programm</w:t>
-            </w:r>
-            <w:proofErr w:type="gramEnd"/>
+              <w:t>top</w:t>
+            </w:r>
             <w:r>
               <w:rPr>
                 <w:rFonts w:ascii="Times New Roman" w:hAnsi="Times New Roman" w:cs="Times New Roman"/>
@@ -372,52 +471,6 @@
                 <w:bCs/>
                 <w:sz w:val="24"/>
                 <w:szCs w:val="24"/>
-                <w:lang w:val="en-US"/>
-              </w:rPr>
-              <w:t>_</w:t>
-            </w:r>
-            <w:r>
-              <w:rPr>
-                <w:rFonts w:ascii="Times New Roman" w:hAnsi="Times New Roman" w:cs="Times New Roman"/>
-                <w:b/>
-                <w:bCs/>
-                <w:sz w:val="24"/>
-                <w:szCs w:val="24"/>
-                <w:lang w:val="en-US"/>
-              </w:rPr>
-              <w:t>cat</w:t>
-            </w:r>
-            <w:r>
-              <w:rPr>
-                <w:rFonts w:ascii="Times New Roman" w:hAnsi="Times New Roman" w:cs="Times New Roman"/>
-                <w:b/>
-                <w:bCs/>
-                <w:sz w:val="24"/>
-                <w:szCs w:val="24"/>
-                <w:lang w:val="en-US"/>
-              </w:rPr>
-              <w:t>_</w:t>
-            </w:r>
-            <w:r>
-              <w:rPr>
-                <w:rFonts w:ascii="Times New Roman" w:hAnsi="Times New Roman" w:cs="Times New Roman"/>
-                <w:b/>
-                <w:bCs/>
-                <w:sz w:val="24"/>
-                <w:szCs w:val="24"/>
-                <w:lang w:val="en-US"/>
-              </w:rPr>
-              <w:t>top</w:t>
-            </w:r>
-            <w:proofErr w:type="spellEnd"/>
-            <w:r>
-              <w:rPr>
-                <w:rFonts w:ascii="Times New Roman" w:hAnsi="Times New Roman" w:cs="Times New Roman"/>
-                <w:b/>
-                <w:bCs/>
-                <w:sz w:val="24"/>
-                <w:szCs w:val="24"/>
-                <w:lang w:val="en-US"/>
               </w:rPr>
               <w:t>]</w:t>
             </w:r>
@@ -431,7 +484,113 @@
                 <w:bCs/>
                 <w:sz w:val="24"/>
                 <w:szCs w:val="24"/>
+              </w:rPr>
+            </w:pPr>
+            <w:r>
+              <w:rPr>
+                <w:rFonts w:ascii="Times New Roman" w:hAnsi="Times New Roman" w:cs="Times New Roman"/>
+                <w:b/>
+                <w:bCs/>
+                <w:sz w:val="24"/>
+                <w:szCs w:val="24"/>
+              </w:rPr>
+              <w:t>в области искусств</w:t>
+            </w:r>
+          </w:p>
+          <w:p>
+            <w:pPr>
+              <w:jc w:val="center"/>
+              <w:rPr>
+                <w:rFonts w:ascii="Times New Roman" w:hAnsi="Times New Roman" w:cs="Times New Roman"/>
+                <w:b/>
+                <w:bCs/>
+                <w:sz w:val="24"/>
+                <w:szCs w:val="24"/>
+              </w:rPr>
+            </w:pPr>
+            <w:r>
+              <w:rPr>
+                <w:rFonts w:ascii="Times New Roman" w:hAnsi="Times New Roman" w:cs="Times New Roman"/>
+                <w:b/>
+                <w:bCs/>
+                <w:sz w:val="24"/>
+                <w:szCs w:val="24"/>
+              </w:rPr>
+              <w:t>[</w:t>
+            </w:r>
+            <w:r>
+              <w:rPr>
+                <w:rFonts w:ascii="Times New Roman" w:hAnsi="Times New Roman" w:cs="Times New Roman"/>
+                <w:b/>
+                <w:bCs/>
+                <w:sz w:val="24"/>
+                <w:szCs w:val="24"/>
                 <w:lang w:val="en-US"/>
+              </w:rPr>
+              <w:t>doc</w:t>
+            </w:r>
+            <w:r>
+              <w:rPr>
+                <w:rFonts w:ascii="Times New Roman" w:hAnsi="Times New Roman" w:cs="Times New Roman"/>
+                <w:b/>
+                <w:bCs/>
+                <w:sz w:val="24"/>
+                <w:szCs w:val="24"/>
+              </w:rPr>
+              <w:t>.</w:t>
+            </w:r>
+            <w:r>
+              <w:rPr>
+                <w:rFonts w:ascii="Times New Roman" w:hAnsi="Times New Roman" w:cs="Times New Roman"/>
+                <w:b/>
+                <w:bCs/>
+                <w:sz w:val="24"/>
+                <w:szCs w:val="24"/>
+                <w:lang w:val="en-US"/>
+              </w:rPr>
+              <w:t>is</w:t>
+            </w:r>
+            <w:r>
+              <w:rPr>
+                <w:rFonts w:ascii="Times New Roman" w:hAnsi="Times New Roman" w:cs="Times New Roman"/>
+                <w:b/>
+                <w:bCs/>
+                <w:sz w:val="24"/>
+                <w:szCs w:val="24"/>
+              </w:rPr>
+              <w:t>_</w:t>
+            </w:r>
+            <w:r>
+              <w:rPr>
+                <w:rFonts w:ascii="Times New Roman" w:hAnsi="Times New Roman" w:cs="Times New Roman"/>
+                <w:b/>
+                <w:bCs/>
+                <w:sz w:val="24"/>
+                <w:szCs w:val="24"/>
+                <w:lang w:val="en-US"/>
+              </w:rPr>
+              <w:t>honors</w:t>
+            </w:r>
+            <w:r>
+              <w:rPr>
+                <w:rFonts w:ascii="Times New Roman" w:hAnsi="Times New Roman" w:cs="Times New Roman"/>
+                <w:b/>
+                <w:bCs/>
+                <w:sz w:val="24"/>
+                <w:szCs w:val="24"/>
+              </w:rPr>
+              <w:t>]</w:t>
+            </w:r>
+          </w:p>
+          <w:p>
+            <w:pPr>
+              <w:jc w:val="center"/>
+              <w:rPr>
+                <w:rFonts w:ascii="Times New Roman" w:hAnsi="Times New Roman" w:cs="Times New Roman"/>
+                <w:b/>
+                <w:bCs/>
+                <w:sz w:val="24"/>
+                <w:szCs w:val="24"/>
               </w:rPr>
             </w:pPr>
           </w:p>
@@ -509,7 +668,6 @@
                     <w:t>[</w:t>
                   </w:r>
                   <w:proofErr w:type="spellStart"/>
-                  <w:proofErr w:type="gramStart"/>
                   <w:r>
                     <w:rPr>
                       <w:rFonts w:ascii="Times New Roman" w:hAnsi="Times New Roman" w:cs="Times New Roman"/>
@@ -518,18 +676,7 @@
                       <w:szCs w:val="28"/>
                       <w:lang w:val="en-US"/>
                     </w:rPr>
-                    <w:t>doc.student</w:t>
-                  </w:r>
-                  <w:proofErr w:type="gramEnd"/>
-                  <w:r>
-                    <w:rPr>
-                      <w:rFonts w:ascii="Times New Roman" w:hAnsi="Times New Roman" w:cs="Times New Roman"/>
-                      <w:b/>
-                      <w:sz w:val="28"/>
-                      <w:szCs w:val="28"/>
-                      <w:lang w:val="en-US"/>
-                    </w:rPr>
-                    <w:t>_first_name</w:t>
+                    <w:t>doc.student_first_name</w:t>
                   </w:r>
                   <w:r>
                     <w:rPr>
@@ -768,25 +915,14 @@
                     <w:t>] [</w:t>
                   </w:r>
                   <w:proofErr w:type="spellStart"/>
-                  <w:proofErr w:type="gramStart"/>
-                  <w:r>
-                    <w:rPr>
-                      <w:rFonts w:ascii="Times New Roman" w:hAnsi="Times New Roman" w:cs="Times New Roman"/>
-                      <w:sz w:val="24"/>
-                      <w:szCs w:val="24"/>
-                      <w:lang w:val="en-US"/>
-                    </w:rPr>
-                    <w:t>doc.programm</w:t>
-                  </w:r>
-                  <w:proofErr w:type="gramEnd"/>
-                  <w:r>
-                    <w:rPr>
-                      <w:rFonts w:ascii="Times New Roman" w:hAnsi="Times New Roman" w:cs="Times New Roman"/>
-                      <w:sz w:val="24"/>
-                      <w:szCs w:val="24"/>
-                      <w:lang w:val="en-US"/>
-                    </w:rPr>
-                    <w:t>_cat</w:t>
+                  <w:r>
+                    <w:rPr>
+                      <w:rFonts w:ascii="Times New Roman" w:hAnsi="Times New Roman" w:cs="Times New Roman"/>
+                      <w:sz w:val="24"/>
+                      <w:szCs w:val="24"/>
+                      <w:lang w:val="en-US"/>
+                    </w:rPr>
+                    <w:t>doc.programm_cat</w:t>
                   </w:r>
                   <w:proofErr w:type="spellEnd"/>
                   <w:r>
@@ -843,9 +979,19 @@
                       <w:szCs w:val="24"/>
                       <w:lang w:val="en-US"/>
                     </w:rPr>
-                    <w:t>“[doc.programm_name</w:t>
-                  </w:r>
-                  <w:proofErr w:type="gramStart"/>
+                    <w:t xml:space="preserve">“[doc.programm_name]” </w:t>
+                  </w:r>
+                  <w:r>
+                    <w:rPr>
+                      <w:rFonts w:ascii="Times New Roman" w:hAnsi="Times New Roman" w:cs="Times New Roman"/>
+                      <w:bCs/>
+                      <w:iCs/>
+                      <w:sz w:val="24"/>
+                      <w:szCs w:val="24"/>
+                      <w:lang w:val="en-US"/>
+                    </w:rPr>
+                    <w:t xml:space="preserve"> </w:t>
+                  </w:r>
                   <w:r>
                     <w:rPr>
                       <w:rFonts w:ascii="Times New Roman" w:hAnsi="Times New Roman" w:cs="Times New Roman"/>
@@ -856,43 +1002,7 @@
                       <w:szCs w:val="24"/>
                       <w:lang w:val="en-US"/>
                     </w:rPr>
-                    <w:t xml:space="preserve">]” </w:t>
-                  </w:r>
-                  <w:r>
-                    <w:rPr>
-                      <w:rFonts w:ascii="Times New Roman" w:hAnsi="Times New Roman" w:cs="Times New Roman"/>
-                      <w:bCs/>
-                      <w:iCs/>
-                      <w:sz w:val="24"/>
-                      <w:szCs w:val="24"/>
-                      <w:lang w:val="en-US"/>
-                    </w:rPr>
-                    <w:t xml:space="preserve"> </w:t>
-                  </w:r>
-                  <w:r>
-                    <w:rPr>
-                      <w:rFonts w:ascii="Times New Roman" w:hAnsi="Times New Roman" w:cs="Times New Roman"/>
-                      <w:bCs/>
-                      <w:iCs/>
-                      <w:noProof/>
-                      <w:sz w:val="24"/>
-                      <w:szCs w:val="24"/>
-                      <w:lang w:val="en-US"/>
-                    </w:rPr>
-                    <w:t>[</w:t>
-                  </w:r>
-                  <w:proofErr w:type="gramEnd"/>
-                  <w:r>
-                    <w:rPr>
-                      <w:rFonts w:ascii="Times New Roman" w:hAnsi="Times New Roman" w:cs="Times New Roman"/>
-                      <w:bCs/>
-                      <w:iCs/>
-                      <w:noProof/>
-                      <w:sz w:val="24"/>
-                      <w:szCs w:val="24"/>
-                      <w:lang w:val="en-US"/>
-                    </w:rPr>
-                    <w:t>doc.speciality]</w:t>
+                    <w:t>[doc.speciality]</w:t>
                   </w:r>
                 </w:p>
               </w:tc>
@@ -1197,7 +1307,6 @@
           </w:p>
           <w:p>
             <w:pPr>
-              <w:jc w:val="center"/>
               <w:rPr>
                 <w:rFonts w:ascii="Times New Roman" w:hAnsi="Times New Roman" w:cs="Times New Roman"/>
               </w:rPr>
@@ -1220,7 +1329,6 @@
           </w:p>
           <w:p>
             <w:pPr>
-              <w:jc w:val="center"/>
               <w:rPr>
                 <w:rFonts w:ascii="Times New Roman" w:hAnsi="Times New Roman" w:cs="Times New Roman"/>
                 <w:b/>
@@ -1231,7 +1339,6 @@
           </w:p>
           <w:p>
             <w:pPr>
-              <w:jc w:val="center"/>
               <w:rPr>
                 <w:rFonts w:ascii="Times New Roman" w:hAnsi="Times New Roman" w:cs="Times New Roman"/>
               </w:rPr>
@@ -1250,8 +1357,18 @@
                 <w:rFonts w:ascii="Times New Roman" w:hAnsi="Times New Roman" w:cs="Times New Roman"/>
                 <w:sz w:val="24"/>
                 <w:szCs w:val="24"/>
-              </w:rPr>
-              <w:t>__________</w:t>
+                <w:u w:val="single"/>
+              </w:rPr>
+              <w:t xml:space="preserve">26 </w:t>
+            </w:r>
+            <w:r>
+              <w:rPr>
+                <w:rFonts w:ascii="Times New Roman" w:hAnsi="Times New Roman" w:cs="Times New Roman"/>
+                <w:sz w:val="24"/>
+                <w:szCs w:val="24"/>
+                <w:u w:val="single"/>
+              </w:rPr>
+              <w:t>мая 2026 года</w:t>
             </w:r>
           </w:p>
           <w:p/>
@@ -1263,7 +1380,7 @@
           <w:tbl>
             <w:tblPr>
               <w:tblStyle w:val="a3"/>
-              <w:tblW w:w="6626" w:type="dxa"/>
+              <w:tblW w:w="7191" w:type="dxa"/>
               <w:tblInd w:w="600" w:type="dxa"/>
               <w:tblBorders>
                 <w:top w:val="none" w:sz="0" w:space="0" w:color="auto"/>
@@ -1274,161 +1391,210 @@
               <w:tblLook w:val="04A0" w:firstRow="1" w:lastRow="0" w:firstColumn="1" w:lastColumn="0" w:noHBand="0" w:noVBand="1"/>
             </w:tblPr>
             <w:tblGrid>
-              <w:gridCol w:w="4214"/>
-              <w:gridCol w:w="2412"/>
+              <w:gridCol w:w="4951"/>
+              <w:gridCol w:w="2240"/>
             </w:tblGrid>
             <w:tr>
               <w:tc>
                 <w:tcPr>
-                  <w:tcW w:w="4214" w:type="dxa"/>
+                  <w:tcW w:w="7191" w:type="dxa"/>
+                  <w:gridSpan w:val="2"/>
+                  <w:tcBorders>
+                    <w:bottom w:val="single" w:sz="4" w:space="0" w:color="auto"/>
+                  </w:tcBorders>
                 </w:tcPr>
                 <w:p>
                   <w:pPr>
                     <w:jc w:val="center"/>
                     <w:rPr>
                       <w:rFonts w:ascii="Times New Roman" w:hAnsi="Times New Roman" w:cs="Times New Roman"/>
-                      <w:b/>
-                    </w:rPr>
-                  </w:pPr>
-                </w:p>
-                <w:p>
-                  <w:pPr>
-                    <w:jc w:val="center"/>
-                    <w:rPr>
-                      <w:rFonts w:ascii="Times New Roman" w:hAnsi="Times New Roman" w:cs="Times New Roman"/>
-                      <w:b/>
-                    </w:rPr>
-                  </w:pPr>
-                  <w:r>
-                    <w:rPr>
-                      <w:rFonts w:ascii="Times New Roman" w:hAnsi="Times New Roman" w:cs="Times New Roman"/>
-                      <w:b/>
-                    </w:rPr>
-                    <w:t>Наименование учебных предметов</w:t>
-                  </w:r>
-                </w:p>
-              </w:tc>
-              <w:tc>
-                <w:tcPr>
-                  <w:tcW w:w="2412" w:type="dxa"/>
-                </w:tcPr>
-                <w:p>
-                  <w:pPr>
-                    <w:jc w:val="center"/>
-                    <w:rPr>
-                      <w:rFonts w:ascii="Times New Roman" w:hAnsi="Times New Roman" w:cs="Times New Roman"/>
-                      <w:b/>
-                    </w:rPr>
-                  </w:pPr>
-                </w:p>
-                <w:p>
-                  <w:pPr>
-                    <w:jc w:val="center"/>
-                    <w:rPr>
-                      <w:rFonts w:ascii="Times New Roman" w:hAnsi="Times New Roman" w:cs="Times New Roman"/>
-                      <w:b/>
-                    </w:rPr>
-                  </w:pPr>
-                  <w:r>
-                    <w:rPr>
-                      <w:rFonts w:ascii="Times New Roman" w:hAnsi="Times New Roman" w:cs="Times New Roman"/>
-                      <w:b/>
-                    </w:rPr>
-                    <w:t>Итоговая оценка</w:t>
-                  </w:r>
+                      <w:bCs/>
+                    </w:rPr>
+                  </w:pPr>
+                  <w:r>
+                    <w:rPr>
+                      <w:rFonts w:ascii="Times New Roman" w:hAnsi="Times New Roman" w:cs="Times New Roman"/>
+                      <w:bCs/>
+                    </w:rPr>
+                    <w:t xml:space="preserve">Сведения о </w:t>
+                  </w:r>
+                  <w:r>
+                    <w:rPr>
+                      <w:rFonts w:ascii="Times New Roman" w:hAnsi="Times New Roman" w:cs="Times New Roman"/>
+                      <w:bCs/>
+                    </w:rPr>
+                    <w:t>результатах освоения</w:t>
+                  </w:r>
+                </w:p>
+                <w:p>
+                  <w:pPr>
+                    <w:jc w:val="center"/>
+                    <w:rPr>
+                      <w:rFonts w:ascii="Times New Roman" w:hAnsi="Times New Roman" w:cs="Times New Roman"/>
+                      <w:bCs/>
+                    </w:rPr>
+                  </w:pPr>
+                  <w:r>
+                    <w:rPr>
+                      <w:rFonts w:ascii="Times New Roman" w:hAnsi="Times New Roman" w:cs="Times New Roman"/>
+                      <w:bCs/>
+                    </w:rPr>
+                    <w:t>[</w:t>
+                  </w:r>
+                  <w:r>
+                    <w:rPr>
+                      <w:rFonts w:ascii="Times New Roman" w:hAnsi="Times New Roman" w:cs="Times New Roman"/>
+                      <w:bCs/>
+                      <w:lang w:val="en-US"/>
+                    </w:rPr>
+                    <w:t>doc</w:t>
+                  </w:r>
+                  <w:r>
+                    <w:rPr>
+                      <w:rFonts w:ascii="Times New Roman" w:hAnsi="Times New Roman" w:cs="Times New Roman"/>
+                      <w:bCs/>
+                    </w:rPr>
+                    <w:t>.</w:t>
+                  </w:r>
+                  <w:proofErr w:type="spellStart"/>
+                  <w:r>
+                    <w:rPr>
+                      <w:rFonts w:ascii="Times New Roman" w:hAnsi="Times New Roman" w:cs="Times New Roman"/>
+                      <w:bCs/>
+                      <w:lang w:val="en-US"/>
+                    </w:rPr>
+                    <w:t>programm</w:t>
+                  </w:r>
+                  <w:proofErr w:type="spellEnd"/>
+                  <w:r>
+                    <w:rPr>
+                      <w:rFonts w:ascii="Times New Roman" w:hAnsi="Times New Roman" w:cs="Times New Roman"/>
+                      <w:bCs/>
+                    </w:rPr>
+                    <w:t>_</w:t>
+                  </w:r>
+                  <w:r>
+                    <w:rPr>
+                      <w:rFonts w:ascii="Times New Roman" w:hAnsi="Times New Roman" w:cs="Times New Roman"/>
+                      <w:bCs/>
+                      <w:lang w:val="en-US"/>
+                    </w:rPr>
+                    <w:t>cat</w:t>
+                  </w:r>
+                  <w:r>
+                    <w:rPr>
+                      <w:rFonts w:ascii="Times New Roman" w:hAnsi="Times New Roman" w:cs="Times New Roman"/>
+                      <w:bCs/>
+                    </w:rPr>
+                    <w:t>_</w:t>
+                  </w:r>
+                  <w:r>
+                    <w:rPr>
+                      <w:rFonts w:ascii="Times New Roman" w:hAnsi="Times New Roman" w:cs="Times New Roman"/>
+                      <w:bCs/>
+                      <w:lang w:val="en-US"/>
+                    </w:rPr>
+                    <w:t>top</w:t>
+                  </w:r>
+                  <w:r>
+                    <w:rPr>
+                      <w:rFonts w:ascii="Times New Roman" w:hAnsi="Times New Roman" w:cs="Times New Roman"/>
+                      <w:bCs/>
+                    </w:rPr>
+                    <w:t>]</w:t>
+                  </w:r>
+                </w:p>
+                <w:p>
+                  <w:pPr>
+                    <w:jc w:val="center"/>
+                    <w:rPr>
+                      <w:rFonts w:ascii="Times New Roman" w:hAnsi="Times New Roman" w:cs="Times New Roman"/>
+                      <w:b/>
+                    </w:rPr>
+                  </w:pPr>
                 </w:p>
               </w:tc>
             </w:tr>
             <w:tr>
               <w:tc>
                 <w:tcPr>
-                  <w:tcW w:w="6626" w:type="dxa"/>
-                  <w:gridSpan w:val="2"/>
+                  <w:tcW w:w="4951" w:type="dxa"/>
+                  <w:tcBorders>
+                    <w:top w:val="single" w:sz="4" w:space="0" w:color="auto"/>
+                    <w:left w:val="single" w:sz="4" w:space="0" w:color="auto"/>
+                    <w:bottom w:val="single" w:sz="4" w:space="0" w:color="auto"/>
+                    <w:right w:val="single" w:sz="4" w:space="0" w:color="auto"/>
+                  </w:tcBorders>
                 </w:tcPr>
                 <w:p>
                   <w:pPr>
-                    <w:rPr>
-                      <w:rFonts w:ascii="Times New Roman" w:hAnsi="Times New Roman" w:cs="Times New Roman"/>
-                      <w:b/>
-                      <w:i/>
-                      <w:sz w:val="20"/>
-                      <w:szCs w:val="20"/>
-                    </w:rPr>
-                  </w:pPr>
-                  <w:r>
-                    <w:rPr>
-                      <w:rFonts w:ascii="Times New Roman" w:hAnsi="Times New Roman" w:cs="Times New Roman"/>
-                      <w:b/>
-                      <w:i/>
-                      <w:sz w:val="20"/>
-                      <w:szCs w:val="20"/>
-                    </w:rPr>
-                    <w:t xml:space="preserve"> </w:t>
-                  </w:r>
-                </w:p>
-                <w:p>
-                  <w:pPr>
-                    <w:rPr>
-                      <w:rFonts w:ascii="Times New Roman" w:hAnsi="Times New Roman" w:cs="Times New Roman"/>
-                      <w:b/>
-                      <w:i/>
-                      <w:sz w:val="20"/>
-                      <w:szCs w:val="20"/>
-                    </w:rPr>
-                  </w:pPr>
-                  <w:r>
-                    <w:rPr>
-                      <w:rFonts w:ascii="Times New Roman" w:hAnsi="Times New Roman" w:cs="Times New Roman"/>
-                      <w:b/>
-                      <w:i/>
-                      <w:sz w:val="20"/>
-                      <w:szCs w:val="20"/>
-                    </w:rPr>
-                    <w:t>Наименование учебных предмет</w:t>
-                  </w:r>
-                  <w:r>
-                    <w:rPr>
-                      <w:rFonts w:ascii="Times New Roman" w:hAnsi="Times New Roman" w:cs="Times New Roman"/>
-                      <w:b/>
-                      <w:i/>
-                      <w:sz w:val="20"/>
-                      <w:szCs w:val="20"/>
-                    </w:rPr>
-                    <w:t>ов</w:t>
-                  </w:r>
-                  <w:r>
-                    <w:rPr>
-                      <w:rFonts w:ascii="Times New Roman" w:hAnsi="Times New Roman" w:cs="Times New Roman"/>
-                      <w:b/>
-                      <w:i/>
-                      <w:sz w:val="20"/>
-                      <w:szCs w:val="20"/>
-                    </w:rPr>
-                    <w:t xml:space="preserve"> обязательной части</w:t>
-                  </w:r>
-                </w:p>
-                <w:p>
-                  <w:pPr>
-                    <w:rPr>
-                      <w:rFonts w:ascii="Times New Roman" w:hAnsi="Times New Roman" w:cs="Times New Roman"/>
-                      <w:b/>
-                      <w:i/>
-                      <w:sz w:val="20"/>
-                      <w:szCs w:val="20"/>
-                    </w:rPr>
-                  </w:pPr>
+                    <w:jc w:val="center"/>
+                    <w:rPr>
+                      <w:rFonts w:ascii="Times New Roman" w:hAnsi="Times New Roman" w:cs="Times New Roman"/>
+                      <w:b/>
+                      <w:i/>
+                      <w:sz w:val="18"/>
+                      <w:szCs w:val="18"/>
+                    </w:rPr>
+                  </w:pPr>
+                  <w:r>
+                    <w:rPr>
+                      <w:rFonts w:ascii="Times New Roman" w:hAnsi="Times New Roman" w:cs="Times New Roman"/>
+                      <w:b/>
+                      <w:i/>
+                      <w:sz w:val="18"/>
+                      <w:szCs w:val="18"/>
+                    </w:rPr>
+                    <w:t>Наименование учебных предметов обязательной части</w:t>
+                  </w:r>
+                </w:p>
+              </w:tc>
+              <w:tc>
+                <w:tcPr>
+                  <w:tcW w:w="2240" w:type="dxa"/>
+                  <w:tcBorders>
+                    <w:top w:val="single" w:sz="4" w:space="0" w:color="auto"/>
+                    <w:left w:val="single" w:sz="4" w:space="0" w:color="auto"/>
+                    <w:bottom w:val="single" w:sz="4" w:space="0" w:color="auto"/>
+                    <w:right w:val="single" w:sz="4" w:space="0" w:color="auto"/>
+                  </w:tcBorders>
+                </w:tcPr>
+                <w:p>
+                  <w:pPr>
+                    <w:jc w:val="center"/>
+                    <w:rPr>
+                      <w:rFonts w:ascii="Times New Roman" w:hAnsi="Times New Roman" w:cs="Times New Roman"/>
+                      <w:b/>
+                      <w:i/>
+                      <w:sz w:val="18"/>
+                      <w:szCs w:val="18"/>
+                    </w:rPr>
+                  </w:pPr>
+                  <w:r>
+                    <w:rPr>
+                      <w:rFonts w:ascii="Times New Roman" w:hAnsi="Times New Roman" w:cs="Times New Roman"/>
+                      <w:b/>
+                      <w:i/>
+                      <w:sz w:val="18"/>
+                      <w:szCs w:val="18"/>
+                    </w:rPr>
+                    <w:t>Оценка</w:t>
+                  </w:r>
                 </w:p>
               </w:tc>
             </w:tr>
             <w:tr>
               <w:trPr>
-                <w:trHeight w:val="340"/>
+                <w:trHeight w:val="294"/>
               </w:trPr>
               <w:tc>
                 <w:tcPr>
-                  <w:tcW w:w="4214" w:type="dxa"/>
+                  <w:tcW w:w="4951" w:type="dxa"/>
                   <w:tcBorders>
+                    <w:top w:val="single" w:sz="4" w:space="0" w:color="auto"/>
+                    <w:left w:val="single" w:sz="4" w:space="0" w:color="auto"/>
                     <w:bottom w:val="single" w:sz="4" w:space="0" w:color="auto"/>
+                    <w:right w:val="single" w:sz="4" w:space="0" w:color="auto"/>
                   </w:tcBorders>
                   <w:shd w:val="clear" w:color="auto" w:fill="auto"/>
                 </w:tcPr>
@@ -1442,17 +1608,6 @@
                       <w:lang w:val="en-US"/>
                     </w:rPr>
                   </w:pPr>
-                </w:p>
-                <w:p>
-                  <w:pPr>
-                    <w:rPr>
-                      <w:rFonts w:ascii="Times New Roman" w:hAnsi="Times New Roman" w:cs="Times New Roman"/>
-                      <w:i/>
-                      <w:sz w:val="20"/>
-                      <w:szCs w:val="20"/>
-                      <w:lang w:val="en-US"/>
-                    </w:rPr>
-                  </w:pPr>
                   <w:r>
                     <w:rPr>
                       <w:rFonts w:ascii="Times New Roman" w:hAnsi="Times New Roman" w:cs="Times New Roman"/>
@@ -1472,17 +1627,7 @@
                       <w:szCs w:val="20"/>
                       <w:lang w:val="en-US"/>
                     </w:rPr>
-                    <w:t>attest_o</w:t>
-                  </w:r>
-                  <w:r>
-                    <w:rPr>
-                      <w:rFonts w:ascii="Times New Roman" w:hAnsi="Times New Roman" w:cs="Times New Roman"/>
-                      <w:i/>
-                      <w:sz w:val="20"/>
-                      <w:szCs w:val="20"/>
-                      <w:lang w:val="en-US"/>
-                    </w:rPr>
-                    <w:t>.subject;block</w:t>
+                    <w:t>attest_o.subject;block</w:t>
                   </w:r>
                   <w:proofErr w:type="spellEnd"/>
                   <w:r>
@@ -1521,23 +1666,15 @@
               </w:tc>
               <w:tc>
                 <w:tcPr>
-                  <w:tcW w:w="2412" w:type="dxa"/>
+                  <w:tcW w:w="2240" w:type="dxa"/>
                   <w:tcBorders>
+                    <w:top w:val="single" w:sz="4" w:space="0" w:color="auto"/>
+                    <w:left w:val="single" w:sz="4" w:space="0" w:color="auto"/>
                     <w:bottom w:val="single" w:sz="4" w:space="0" w:color="auto"/>
+                    <w:right w:val="single" w:sz="4" w:space="0" w:color="auto"/>
                   </w:tcBorders>
                   <w:shd w:val="clear" w:color="auto" w:fill="auto"/>
                 </w:tcPr>
-                <w:p>
-                  <w:pPr>
-                    <w:rPr>
-                      <w:rFonts w:ascii="Times New Roman" w:hAnsi="Times New Roman" w:cs="Times New Roman"/>
-                      <w:i/>
-                      <w:sz w:val="20"/>
-                      <w:szCs w:val="20"/>
-                      <w:lang w:val="en-US"/>
-                    </w:rPr>
-                  </w:pPr>
-                </w:p>
                 <w:p>
                   <w:pPr>
                     <w:jc w:val="center"/>
@@ -1604,54 +1741,306 @@
             <w:tr>
               <w:tc>
                 <w:tcPr>
-                  <w:tcW w:w="6626" w:type="dxa"/>
-                  <w:gridSpan w:val="2"/>
+                  <w:tcW w:w="4951" w:type="dxa"/>
+                  <w:tcBorders>
+                    <w:top w:val="single" w:sz="4" w:space="0" w:color="auto"/>
+                    <w:left w:val="single" w:sz="4" w:space="0" w:color="auto"/>
+                    <w:bottom w:val="single" w:sz="4" w:space="0" w:color="auto"/>
+                    <w:right w:val="single" w:sz="4" w:space="0" w:color="auto"/>
+                  </w:tcBorders>
                 </w:tcPr>
                 <w:p>
                   <w:pPr>
-                    <w:rPr>
-                      <w:rFonts w:ascii="Times New Roman" w:hAnsi="Times New Roman" w:cs="Times New Roman"/>
-                      <w:b/>
-                      <w:i/>
-                      <w:sz w:val="20"/>
-                      <w:szCs w:val="20"/>
-                    </w:rPr>
-                  </w:pPr>
-                </w:p>
-                <w:p>
-                  <w:pPr>
-                    <w:rPr>
-                      <w:sz w:val="20"/>
-                      <w:szCs w:val="20"/>
-                    </w:rPr>
-                  </w:pPr>
-                  <w:r>
-                    <w:rPr>
-                      <w:rFonts w:ascii="Times New Roman" w:hAnsi="Times New Roman" w:cs="Times New Roman"/>
-                      <w:b/>
-                      <w:i/>
-                      <w:sz w:val="20"/>
-                      <w:szCs w:val="20"/>
+                    <w:jc w:val="center"/>
+                    <w:rPr>
+                      <w:rFonts w:ascii="Times New Roman" w:hAnsi="Times New Roman" w:cs="Times New Roman"/>
+                      <w:b/>
+                      <w:i/>
+                      <w:sz w:val="18"/>
+                      <w:szCs w:val="18"/>
+                    </w:rPr>
+                  </w:pPr>
+                  <w:r>
+                    <w:rPr>
+                      <w:rFonts w:ascii="Times New Roman" w:hAnsi="Times New Roman" w:cs="Times New Roman"/>
+                      <w:b/>
+                      <w:i/>
+                      <w:sz w:val="18"/>
+                      <w:szCs w:val="18"/>
                     </w:rPr>
                     <w:t>Наименование учебных предметов вариативной части</w:t>
                   </w:r>
                 </w:p>
-                <w:p>
-                  <w:pPr>
-                    <w:rPr>
-                      <w:sz w:val="20"/>
-                      <w:szCs w:val="20"/>
-                    </w:rPr>
-                  </w:pPr>
+              </w:tc>
+              <w:tc>
+                <w:tcPr>
+                  <w:tcW w:w="2240" w:type="dxa"/>
+                  <w:tcBorders>
+                    <w:top w:val="single" w:sz="4" w:space="0" w:color="auto"/>
+                    <w:left w:val="single" w:sz="4" w:space="0" w:color="auto"/>
+                    <w:bottom w:val="single" w:sz="4" w:space="0" w:color="auto"/>
+                    <w:right w:val="single" w:sz="4" w:space="0" w:color="auto"/>
+                  </w:tcBorders>
+                </w:tcPr>
+                <w:p>
+                  <w:pPr>
+                    <w:jc w:val="center"/>
+                    <w:rPr>
+                      <w:rFonts w:ascii="Times New Roman" w:hAnsi="Times New Roman" w:cs="Times New Roman"/>
+                      <w:b/>
+                      <w:i/>
+                      <w:sz w:val="18"/>
+                      <w:szCs w:val="18"/>
+                    </w:rPr>
+                  </w:pPr>
+                  <w:r>
+                    <w:rPr>
+                      <w:rFonts w:ascii="Times New Roman" w:hAnsi="Times New Roman" w:cs="Times New Roman"/>
+                      <w:b/>
+                      <w:i/>
+                      <w:sz w:val="18"/>
+                      <w:szCs w:val="18"/>
+                    </w:rPr>
+                    <w:t>Оценка</w:t>
+                  </w:r>
+                </w:p>
+              </w:tc>
+            </w:tr>
+            <w:tr>
+              <w:trPr>
+                <w:trHeight w:val="330"/>
+              </w:trPr>
+              <w:tc>
+                <w:tcPr>
+                  <w:tcW w:w="4951" w:type="dxa"/>
+                  <w:tcBorders>
+                    <w:top w:val="single" w:sz="4" w:space="0" w:color="auto"/>
+                    <w:left w:val="single" w:sz="4" w:space="0" w:color="auto"/>
+                    <w:bottom w:val="single" w:sz="4" w:space="0" w:color="auto"/>
+                    <w:right w:val="single" w:sz="4" w:space="0" w:color="auto"/>
+                  </w:tcBorders>
+                  <w:shd w:val="clear" w:color="auto" w:fill="auto"/>
+                </w:tcPr>
+                <w:p>
+                  <w:pPr>
+                    <w:rPr>
+                      <w:rFonts w:ascii="Times New Roman" w:hAnsi="Times New Roman" w:cs="Times New Roman"/>
+                      <w:i/>
+                      <w:sz w:val="20"/>
+                      <w:szCs w:val="20"/>
+                      <w:lang w:val="en-US"/>
+                    </w:rPr>
+                  </w:pPr>
+                  <w:r>
+                    <w:rPr>
+                      <w:rFonts w:ascii="Times New Roman" w:hAnsi="Times New Roman" w:cs="Times New Roman"/>
+                      <w:i/>
+                      <w:sz w:val="20"/>
+                      <w:szCs w:val="20"/>
+                      <w:lang w:val="en-US"/>
+                    </w:rPr>
+                    <w:t>[</w:t>
+                  </w:r>
+                  <w:proofErr w:type="spellStart"/>
+                  <w:r>
+                    <w:rPr>
+                      <w:rFonts w:ascii="Times New Roman" w:hAnsi="Times New Roman" w:cs="Times New Roman"/>
+                      <w:i/>
+                      <w:sz w:val="20"/>
+                      <w:szCs w:val="20"/>
+                      <w:lang w:val="en-US"/>
+                    </w:rPr>
+                    <w:t>attest_v.subject;block</w:t>
+                  </w:r>
+                  <w:proofErr w:type="spellEnd"/>
+                  <w:r>
+                    <w:rPr>
+                      <w:rFonts w:ascii="Times New Roman" w:hAnsi="Times New Roman" w:cs="Times New Roman"/>
+                      <w:i/>
+                      <w:sz w:val="20"/>
+                      <w:szCs w:val="20"/>
+                      <w:lang w:val="en-US"/>
+                    </w:rPr>
+                    <w:t>=</w:t>
+                  </w:r>
+                  <w:proofErr w:type="spellStart"/>
+                  <w:r>
+                    <w:rPr>
+                      <w:rFonts w:ascii="Times New Roman" w:hAnsi="Times New Roman" w:cs="Times New Roman"/>
+                      <w:i/>
+                      <w:sz w:val="20"/>
+                      <w:szCs w:val="20"/>
+                      <w:lang w:val="en-US"/>
+                    </w:rPr>
+                    <w:t>tbs:row</w:t>
+                  </w:r>
+                  <w:proofErr w:type="spellEnd"/>
+                  <w:r>
+                    <w:rPr>
+                      <w:rFonts w:ascii="Times New Roman" w:hAnsi="Times New Roman" w:cs="Times New Roman"/>
+                      <w:i/>
+                      <w:sz w:val="20"/>
+                      <w:szCs w:val="20"/>
+                      <w:lang w:val="en-US"/>
+                    </w:rPr>
+                    <w:t>]</w:t>
+                  </w:r>
+                </w:p>
+              </w:tc>
+              <w:tc>
+                <w:tcPr>
+                  <w:tcW w:w="2240" w:type="dxa"/>
+                  <w:tcBorders>
+                    <w:top w:val="single" w:sz="4" w:space="0" w:color="auto"/>
+                    <w:left w:val="single" w:sz="4" w:space="0" w:color="auto"/>
+                    <w:bottom w:val="single" w:sz="4" w:space="0" w:color="auto"/>
+                    <w:right w:val="single" w:sz="4" w:space="0" w:color="auto"/>
+                  </w:tcBorders>
+                  <w:shd w:val="clear" w:color="auto" w:fill="auto"/>
+                </w:tcPr>
+                <w:p>
+                  <w:pPr>
+                    <w:jc w:val="center"/>
+                    <w:rPr>
+                      <w:rFonts w:ascii="Times New Roman" w:hAnsi="Times New Roman" w:cs="Times New Roman"/>
+                      <w:i/>
+                      <w:sz w:val="20"/>
+                      <w:szCs w:val="20"/>
+                    </w:rPr>
+                  </w:pPr>
+                  <w:r>
+                    <w:rPr>
+                      <w:rFonts w:ascii="Times New Roman" w:hAnsi="Times New Roman" w:cs="Times New Roman"/>
+                      <w:i/>
+                      <w:sz w:val="20"/>
+                      <w:szCs w:val="20"/>
+                    </w:rPr>
+                    <w:t>[</w:t>
+                  </w:r>
+                  <w:proofErr w:type="spellStart"/>
+                  <w:r>
+                    <w:rPr>
+                      <w:rFonts w:ascii="Times New Roman" w:hAnsi="Times New Roman" w:cs="Times New Roman"/>
+                      <w:i/>
+                      <w:sz w:val="20"/>
+                      <w:szCs w:val="20"/>
+                      <w:lang w:val="en-US"/>
+                    </w:rPr>
+                    <w:t>attest_v</w:t>
+                  </w:r>
+                  <w:proofErr w:type="spellEnd"/>
+                  <w:r>
+                    <w:rPr>
+                      <w:rFonts w:ascii="Times New Roman" w:hAnsi="Times New Roman" w:cs="Times New Roman"/>
+                      <w:i/>
+                      <w:sz w:val="20"/>
+                      <w:szCs w:val="20"/>
+                    </w:rPr>
+                    <w:t>.</w:t>
+                  </w:r>
+                  <w:proofErr w:type="spellStart"/>
+                  <w:r>
+                    <w:rPr>
+                      <w:rFonts w:ascii="Times New Roman" w:hAnsi="Times New Roman" w:cs="Times New Roman"/>
+                      <w:i/>
+                      <w:sz w:val="20"/>
+                      <w:szCs w:val="20"/>
+                    </w:rPr>
+                    <w:t>mark</w:t>
+                  </w:r>
+                  <w:proofErr w:type="spellEnd"/>
+                  <w:r>
+                    <w:rPr>
+                      <w:rFonts w:ascii="Times New Roman" w:hAnsi="Times New Roman" w:cs="Times New Roman"/>
+                      <w:i/>
+                      <w:sz w:val="20"/>
+                      <w:szCs w:val="20"/>
+                    </w:rPr>
+                    <w:t>]</w:t>
+                  </w:r>
                 </w:p>
               </w:tc>
             </w:tr>
             <w:tr>
               <w:tc>
                 <w:tcPr>
-                  <w:tcW w:w="4214" w:type="dxa"/>
+                  <w:tcW w:w="4951" w:type="dxa"/>
                   <w:tcBorders>
+                    <w:top w:val="single" w:sz="4" w:space="0" w:color="auto"/>
+                    <w:left w:val="single" w:sz="4" w:space="0" w:color="auto"/>
                     <w:bottom w:val="single" w:sz="4" w:space="0" w:color="auto"/>
+                    <w:right w:val="single" w:sz="4" w:space="0" w:color="auto"/>
+                  </w:tcBorders>
+                </w:tcPr>
+                <w:p>
+                  <w:pPr>
+                    <w:jc w:val="center"/>
+                    <w:rPr>
+                      <w:rFonts w:ascii="Times New Roman" w:hAnsi="Times New Roman" w:cs="Times New Roman"/>
+                      <w:b/>
+                      <w:i/>
+                      <w:sz w:val="18"/>
+                      <w:szCs w:val="18"/>
+                    </w:rPr>
+                  </w:pPr>
+                  <w:r>
+                    <w:rPr>
+                      <w:rFonts w:ascii="Times New Roman" w:hAnsi="Times New Roman" w:cs="Times New Roman"/>
+                      <w:b/>
+                      <w:i/>
+                      <w:sz w:val="18"/>
+                      <w:szCs w:val="18"/>
+                    </w:rPr>
+                    <w:t>Наименование выпускных экзаменов</w:t>
+                  </w:r>
+                </w:p>
+              </w:tc>
+              <w:tc>
+                <w:tcPr>
+                  <w:tcW w:w="2240" w:type="dxa"/>
+                  <w:tcBorders>
+                    <w:top w:val="single" w:sz="4" w:space="0" w:color="auto"/>
+                    <w:left w:val="single" w:sz="4" w:space="0" w:color="auto"/>
+                    <w:bottom w:val="single" w:sz="4" w:space="0" w:color="auto"/>
+                    <w:right w:val="single" w:sz="4" w:space="0" w:color="auto"/>
+                  </w:tcBorders>
+                </w:tcPr>
+                <w:p>
+                  <w:pPr>
+                    <w:jc w:val="center"/>
+                    <w:rPr>
+                      <w:rFonts w:ascii="Times New Roman" w:hAnsi="Times New Roman" w:cs="Times New Roman"/>
+                      <w:b/>
+                      <w:i/>
+                      <w:sz w:val="18"/>
+                      <w:szCs w:val="18"/>
+                    </w:rPr>
+                  </w:pPr>
+                  <w:r>
+                    <w:rPr>
+                      <w:rFonts w:ascii="Times New Roman" w:hAnsi="Times New Roman" w:cs="Times New Roman"/>
+                      <w:b/>
+                      <w:i/>
+                      <w:sz w:val="18"/>
+                      <w:szCs w:val="18"/>
+                    </w:rPr>
+                    <w:t>Оценка</w:t>
+                  </w:r>
+                </w:p>
+              </w:tc>
+            </w:tr>
+            <w:tr>
+              <w:trPr>
+                <w:trHeight w:val="338"/>
+              </w:trPr>
+              <w:tc>
+                <w:tcPr>
+                  <w:tcW w:w="4951" w:type="dxa"/>
+                  <w:tcBorders>
+                    <w:top w:val="single" w:sz="4" w:space="0" w:color="auto"/>
+                    <w:left w:val="single" w:sz="4" w:space="0" w:color="auto"/>
+                    <w:bottom w:val="single" w:sz="4" w:space="0" w:color="auto"/>
+                    <w:right w:val="single" w:sz="4" w:space="0" w:color="auto"/>
                   </w:tcBorders>
                   <w:shd w:val="clear" w:color="auto" w:fill="auto"/>
                 </w:tcPr>
@@ -1665,17 +2054,6 @@
                       <w:lang w:val="en-US"/>
                     </w:rPr>
                   </w:pPr>
-                </w:p>
-                <w:p>
-                  <w:pPr>
-                    <w:rPr>
-                      <w:rFonts w:ascii="Times New Roman" w:hAnsi="Times New Roman" w:cs="Times New Roman"/>
-                      <w:i/>
-                      <w:sz w:val="20"/>
-                      <w:szCs w:val="20"/>
-                      <w:lang w:val="en-US"/>
-                    </w:rPr>
-                  </w:pPr>
                   <w:r>
                     <w:rPr>
                       <w:rFonts w:ascii="Times New Roman" w:hAnsi="Times New Roman" w:cs="Times New Roman"/>
@@ -1695,17 +2073,7 @@
                       <w:szCs w:val="20"/>
                       <w:lang w:val="en-US"/>
                     </w:rPr>
-                    <w:t>attest_v</w:t>
-                  </w:r>
-                  <w:r>
-                    <w:rPr>
-                      <w:rFonts w:ascii="Times New Roman" w:hAnsi="Times New Roman" w:cs="Times New Roman"/>
-                      <w:i/>
-                      <w:sz w:val="20"/>
-                      <w:szCs w:val="20"/>
-                      <w:lang w:val="en-US"/>
-                    </w:rPr>
-                    <w:t>.subject;block</w:t>
+                    <w:t>protocol.subject;block</w:t>
                   </w:r>
                   <w:proofErr w:type="spellEnd"/>
                   <w:r>
@@ -1744,236 +2112,15 @@
               </w:tc>
               <w:tc>
                 <w:tcPr>
-                  <w:tcW w:w="2412" w:type="dxa"/>
+                  <w:tcW w:w="2240" w:type="dxa"/>
                   <w:tcBorders>
+                    <w:top w:val="single" w:sz="4" w:space="0" w:color="auto"/>
+                    <w:left w:val="single" w:sz="4" w:space="0" w:color="auto"/>
                     <w:bottom w:val="single" w:sz="4" w:space="0" w:color="auto"/>
+                    <w:right w:val="single" w:sz="4" w:space="0" w:color="auto"/>
                   </w:tcBorders>
                   <w:shd w:val="clear" w:color="auto" w:fill="auto"/>
                 </w:tcPr>
-                <w:p>
-                  <w:pPr>
-                    <w:rPr>
-                      <w:rFonts w:ascii="Times New Roman" w:hAnsi="Times New Roman" w:cs="Times New Roman"/>
-                      <w:i/>
-                      <w:sz w:val="20"/>
-                      <w:szCs w:val="20"/>
-                      <w:lang w:val="en-US"/>
-                    </w:rPr>
-                  </w:pPr>
-                </w:p>
-                <w:p>
-                  <w:pPr>
-                    <w:jc w:val="center"/>
-                    <w:rPr>
-                      <w:rFonts w:ascii="Times New Roman" w:hAnsi="Times New Roman" w:cs="Times New Roman"/>
-                      <w:i/>
-                      <w:sz w:val="20"/>
-                      <w:szCs w:val="20"/>
-                    </w:rPr>
-                  </w:pPr>
-                  <w:r>
-                    <w:rPr>
-                      <w:rFonts w:ascii="Times New Roman" w:hAnsi="Times New Roman" w:cs="Times New Roman"/>
-                      <w:i/>
-                      <w:sz w:val="20"/>
-                      <w:szCs w:val="20"/>
-                    </w:rPr>
-                    <w:t>[</w:t>
-                  </w:r>
-                  <w:proofErr w:type="spellStart"/>
-                  <w:r>
-                    <w:rPr>
-                      <w:rFonts w:ascii="Times New Roman" w:hAnsi="Times New Roman" w:cs="Times New Roman"/>
-                      <w:i/>
-                      <w:sz w:val="20"/>
-                      <w:szCs w:val="20"/>
-                      <w:lang w:val="en-US"/>
-                    </w:rPr>
-                    <w:t>attest_v</w:t>
-                  </w:r>
-                  <w:proofErr w:type="spellEnd"/>
-                  <w:r>
-                    <w:rPr>
-                      <w:rFonts w:ascii="Times New Roman" w:hAnsi="Times New Roman" w:cs="Times New Roman"/>
-                      <w:i/>
-                      <w:sz w:val="20"/>
-                      <w:szCs w:val="20"/>
-                    </w:rPr>
-                    <w:t>.</w:t>
-                  </w:r>
-                  <w:proofErr w:type="spellStart"/>
-                  <w:r>
-                    <w:rPr>
-                      <w:rFonts w:ascii="Times New Roman" w:hAnsi="Times New Roman" w:cs="Times New Roman"/>
-                      <w:i/>
-                      <w:sz w:val="20"/>
-                      <w:szCs w:val="20"/>
-                    </w:rPr>
-                    <w:t>mark</w:t>
-                  </w:r>
-                  <w:proofErr w:type="spellEnd"/>
-                  <w:r>
-                    <w:rPr>
-                      <w:rFonts w:ascii="Times New Roman" w:hAnsi="Times New Roman" w:cs="Times New Roman"/>
-                      <w:i/>
-                      <w:sz w:val="20"/>
-                      <w:szCs w:val="20"/>
-                    </w:rPr>
-                    <w:t>]</w:t>
-                  </w:r>
-                </w:p>
-              </w:tc>
-            </w:tr>
-            <w:tr>
-              <w:tc>
-                <w:tcPr>
-                  <w:tcW w:w="6626" w:type="dxa"/>
-                  <w:gridSpan w:val="2"/>
-                </w:tcPr>
-                <w:p>
-                  <w:pPr>
-                    <w:rPr>
-                      <w:rFonts w:ascii="Times New Roman" w:hAnsi="Times New Roman" w:cs="Times New Roman"/>
-                      <w:b/>
-                      <w:i/>
-                      <w:sz w:val="20"/>
-                      <w:szCs w:val="20"/>
-                    </w:rPr>
-                  </w:pPr>
-                </w:p>
-                <w:p>
-                  <w:pPr>
-                    <w:rPr>
-                      <w:sz w:val="20"/>
-                      <w:szCs w:val="20"/>
-                    </w:rPr>
-                  </w:pPr>
-                  <w:r>
-                    <w:rPr>
-                      <w:rFonts w:ascii="Times New Roman" w:hAnsi="Times New Roman" w:cs="Times New Roman"/>
-                      <w:b/>
-                      <w:i/>
-                      <w:sz w:val="20"/>
-                      <w:szCs w:val="20"/>
-                    </w:rPr>
-                    <w:t>Наименование выпускных экзаменов</w:t>
-                  </w:r>
-                </w:p>
-                <w:p>
-                  <w:pPr>
-                    <w:rPr>
-                      <w:sz w:val="20"/>
-                      <w:szCs w:val="20"/>
-                    </w:rPr>
-                  </w:pPr>
-                </w:p>
-              </w:tc>
-            </w:tr>
-            <w:tr>
-              <w:tc>
-                <w:tcPr>
-                  <w:tcW w:w="4214" w:type="dxa"/>
-                  <w:tcBorders>
-                    <w:bottom w:val="single" w:sz="4" w:space="0" w:color="auto"/>
-                  </w:tcBorders>
-                  <w:shd w:val="clear" w:color="auto" w:fill="auto"/>
-                </w:tcPr>
-                <w:p>
-                  <w:pPr>
-                    <w:rPr>
-                      <w:rFonts w:ascii="Times New Roman" w:hAnsi="Times New Roman" w:cs="Times New Roman"/>
-                      <w:i/>
-                      <w:sz w:val="20"/>
-                      <w:szCs w:val="20"/>
-                      <w:lang w:val="en-US"/>
-                    </w:rPr>
-                  </w:pPr>
-                </w:p>
-                <w:p>
-                  <w:pPr>
-                    <w:rPr>
-                      <w:rFonts w:ascii="Times New Roman" w:hAnsi="Times New Roman" w:cs="Times New Roman"/>
-                      <w:i/>
-                      <w:sz w:val="20"/>
-                      <w:szCs w:val="20"/>
-                      <w:lang w:val="en-US"/>
-                    </w:rPr>
-                  </w:pPr>
-                  <w:r>
-                    <w:rPr>
-                      <w:rFonts w:ascii="Times New Roman" w:hAnsi="Times New Roman" w:cs="Times New Roman"/>
-                      <w:i/>
-                      <w:sz w:val="20"/>
-                      <w:szCs w:val="20"/>
-                      <w:lang w:val="en-US"/>
-                    </w:rPr>
-                    <w:t>[</w:t>
-                  </w:r>
-                  <w:proofErr w:type="spellStart"/>
-                  <w:r>
-                    <w:rPr>
-                      <w:rFonts w:ascii="Times New Roman" w:hAnsi="Times New Roman" w:cs="Times New Roman"/>
-                      <w:i/>
-                      <w:sz w:val="20"/>
-                      <w:szCs w:val="20"/>
-                      <w:lang w:val="en-US"/>
-                    </w:rPr>
-                    <w:t>protocol.subject;block</w:t>
-                  </w:r>
-                  <w:proofErr w:type="spellEnd"/>
-                  <w:r>
-                    <w:rPr>
-                      <w:rFonts w:ascii="Times New Roman" w:hAnsi="Times New Roman" w:cs="Times New Roman"/>
-                      <w:i/>
-                      <w:sz w:val="20"/>
-                      <w:szCs w:val="20"/>
-                      <w:lang w:val="en-US"/>
-                    </w:rPr>
-                    <w:t>=</w:t>
-                  </w:r>
-                  <w:proofErr w:type="spellStart"/>
-                  <w:r>
-                    <w:rPr>
-                      <w:rFonts w:ascii="Times New Roman" w:hAnsi="Times New Roman" w:cs="Times New Roman"/>
-                      <w:i/>
-                      <w:sz w:val="20"/>
-                      <w:szCs w:val="20"/>
-                      <w:lang w:val="en-US"/>
-                    </w:rPr>
-                    <w:t>tbs:row</w:t>
-                  </w:r>
-                  <w:proofErr w:type="spellEnd"/>
-                  <w:r>
-                    <w:rPr>
-                      <w:rFonts w:ascii="Times New Roman" w:hAnsi="Times New Roman" w:cs="Times New Roman"/>
-                      <w:i/>
-                      <w:sz w:val="20"/>
-                      <w:szCs w:val="20"/>
-                      <w:lang w:val="en-US"/>
-                    </w:rPr>
-                    <w:t>]</w:t>
-                  </w:r>
-                </w:p>
-              </w:tc>
-              <w:tc>
-                <w:tcPr>
-                  <w:tcW w:w="2412" w:type="dxa"/>
-                  <w:tcBorders>
-                    <w:bottom w:val="single" w:sz="4" w:space="0" w:color="auto"/>
-                  </w:tcBorders>
-                  <w:shd w:val="clear" w:color="auto" w:fill="auto"/>
-                </w:tcPr>
-                <w:p>
-                  <w:pPr>
-                    <w:rPr>
-                      <w:rFonts w:ascii="Times New Roman" w:hAnsi="Times New Roman" w:cs="Times New Roman"/>
-                      <w:i/>
-                      <w:sz w:val="20"/>
-                      <w:szCs w:val="20"/>
-                      <w:lang w:val="en-US"/>
-                    </w:rPr>
-                  </w:pPr>
-                </w:p>
                 <w:p>
                   <w:pPr>
                     <w:jc w:val="center"/>
@@ -2028,12 +2175,12 @@
             <w:tr>
               <w:trPr>
                 <w:gridAfter w:val="1"/>
-                <w:wAfter w:w="2412" w:type="dxa"/>
+                <w:wAfter w:w="2240" w:type="dxa"/>
                 <w:trHeight w:val="269"/>
               </w:trPr>
               <w:tc>
                 <w:tcPr>
-                  <w:tcW w:w="4214" w:type="dxa"/>
+                  <w:tcW w:w="4951" w:type="dxa"/>
                 </w:tcPr>
                 <w:p>
                   <w:pPr>
@@ -2052,8 +2199,22 @@
               <w:rPr>
                 <w:rFonts w:ascii="Times New Roman" w:hAnsi="Times New Roman" w:cs="Times New Roman"/>
                 <w:b/>
-                <w:sz w:val="24"/>
-                <w:szCs w:val="24"/>
+              </w:rPr>
+            </w:pPr>
+            <w:r>
+              <w:rPr>
+                <w:rFonts w:ascii="Times New Roman" w:hAnsi="Times New Roman" w:cs="Times New Roman"/>
+                <w:b/>
+              </w:rPr>
+              <w:t xml:space="preserve">Председатель </w:t>
+            </w:r>
+          </w:p>
+          <w:p>
+            <w:pPr>
+              <w:ind w:left="708"/>
+              <w:rPr>
+                <w:rFonts w:ascii="Times New Roman" w:hAnsi="Times New Roman" w:cs="Times New Roman"/>
+                <w:b/>
               </w:rPr>
             </w:pPr>
             <w:r>
@@ -2062,13 +2223,13 @@
                 <w:lang w:eastAsia="ru-RU"/>
               </w:rPr>
               <w:drawing>
-                <wp:anchor distT="0" distB="0" distL="114300" distR="114300" simplePos="0" relativeHeight="251661312" behindDoc="0" locked="0" layoutInCell="1" allowOverlap="1" wp14:anchorId="61D0E3A4" wp14:editId="25B9F74D">
+                <wp:anchor distT="0" distB="0" distL="114300" distR="114300" simplePos="0" relativeHeight="251661312" behindDoc="0" locked="0" layoutInCell="1" allowOverlap="1" wp14:anchorId="71EEBBD9" wp14:editId="6EA972C2">
                   <wp:simplePos x="0" y="0"/>
                   <wp:positionH relativeFrom="column">
-                    <wp:posOffset>1589405</wp:posOffset>
+                    <wp:posOffset>2414905</wp:posOffset>
                   </wp:positionH>
                   <wp:positionV relativeFrom="paragraph">
-                    <wp:posOffset>93980</wp:posOffset>
+                    <wp:posOffset>71120</wp:posOffset>
                   </wp:positionV>
                   <wp:extent cx="1152525" cy="1126875"/>
                   <wp:effectExtent l="0" t="0" r="0" b="0"/>
@@ -2121,11 +2282,39 @@
               <w:rPr>
                 <w:rFonts w:ascii="Times New Roman" w:hAnsi="Times New Roman" w:cs="Times New Roman"/>
                 <w:b/>
-                <w:sz w:val="24"/>
-                <w:szCs w:val="24"/>
-              </w:rPr>
-              <w:t xml:space="preserve">Председатель </w:t>
-            </w:r>
+              </w:rPr>
+              <w:t>экзаменационной комиссии</w:t>
+            </w:r>
+            <w:r>
+              <w:rPr>
+                <w:rFonts w:ascii="Times New Roman" w:hAnsi="Times New Roman" w:cs="Times New Roman"/>
+                <w:b/>
+              </w:rPr>
+              <w:t xml:space="preserve">    </w:t>
+            </w:r>
+            <w:r>
+              <w:rPr>
+                <w:rFonts w:ascii="Times New Roman" w:hAnsi="Times New Roman" w:cs="Times New Roman"/>
+                <w:b/>
+              </w:rPr>
+              <w:t xml:space="preserve">     _</w:t>
+            </w:r>
+            <w:r>
+              <w:rPr>
+                <w:rFonts w:ascii="Times New Roman" w:hAnsi="Times New Roman" w:cs="Times New Roman"/>
+                <w:b/>
+              </w:rPr>
+              <w:t xml:space="preserve">_______________ </w:t>
+            </w:r>
+            <w:r>
+              <w:rPr>
+                <w:rFonts w:ascii="Times New Roman" w:hAnsi="Times New Roman" w:cs="Times New Roman"/>
+                <w:b/>
+              </w:rPr>
+              <w:t>Т.В.Ганова</w:t>
+            </w:r>
+            <w:bookmarkStart w:id="0" w:name="_GoBack"/>
+            <w:bookmarkEnd w:id="0"/>
           </w:p>
           <w:p>
             <w:pPr>
@@ -2133,64 +2322,6 @@
               <w:rPr>
                 <w:rFonts w:ascii="Times New Roman" w:hAnsi="Times New Roman" w:cs="Times New Roman"/>
                 <w:b/>
-                <w:sz w:val="24"/>
-                <w:szCs w:val="24"/>
-              </w:rPr>
-            </w:pPr>
-            <w:r>
-              <w:rPr>
-                <w:rFonts w:ascii="Times New Roman" w:hAnsi="Times New Roman" w:cs="Times New Roman"/>
-                <w:b/>
-                <w:sz w:val="24"/>
-                <w:szCs w:val="24"/>
-              </w:rPr>
-              <w:t xml:space="preserve">экзаменационной </w:t>
-            </w:r>
-            <w:r>
-              <w:rPr>
-                <w:rFonts w:ascii="Times New Roman" w:hAnsi="Times New Roman" w:cs="Times New Roman"/>
-                <w:b/>
-                <w:sz w:val="24"/>
-                <w:szCs w:val="24"/>
-              </w:rPr>
-              <w:t>комиссии</w:t>
-            </w:r>
-            <w:r>
-              <w:rPr>
-                <w:rFonts w:ascii="Times New Roman" w:hAnsi="Times New Roman" w:cs="Times New Roman"/>
-                <w:b/>
-                <w:sz w:val="24"/>
-                <w:szCs w:val="24"/>
-              </w:rPr>
-              <w:t xml:space="preserve">         </w:t>
-            </w:r>
-            <w:r>
-              <w:rPr>
-                <w:rFonts w:ascii="Times New Roman" w:hAnsi="Times New Roman" w:cs="Times New Roman"/>
-                <w:b/>
-                <w:sz w:val="24"/>
-                <w:szCs w:val="24"/>
-              </w:rPr>
-              <w:t xml:space="preserve"> __________    </w:t>
-            </w:r>
-            <w:r>
-              <w:rPr>
-                <w:rFonts w:ascii="Times New Roman" w:hAnsi="Times New Roman" w:cs="Times New Roman"/>
-                <w:b/>
-                <w:sz w:val="24"/>
-                <w:szCs w:val="24"/>
-              </w:rPr>
-              <w:t xml:space="preserve">  </w:t>
-            </w:r>
-          </w:p>
-          <w:p>
-            <w:pPr>
-              <w:ind w:left="708"/>
-              <w:rPr>
-                <w:rFonts w:ascii="Times New Roman" w:hAnsi="Times New Roman" w:cs="Times New Roman"/>
-                <w:b/>
-                <w:sz w:val="24"/>
-                <w:szCs w:val="24"/>
               </w:rPr>
             </w:pPr>
           </w:p>
@@ -2205,8 +2336,6 @@
               <w:rPr>
                 <w:rFonts w:ascii="Times New Roman" w:hAnsi="Times New Roman" w:cs="Times New Roman"/>
                 <w:b/>
-                <w:sz w:val="24"/>
-                <w:szCs w:val="24"/>
               </w:rPr>
               <w:t xml:space="preserve">          </w:t>
             </w:r>
@@ -2223,35 +2352,22 @@
                 <w:rFonts w:ascii="Times New Roman" w:hAnsi="Times New Roman" w:cs="Times New Roman"/>
                 <w:b/>
               </w:rPr>
-              <w:t xml:space="preserve">             </w:t>
-            </w:r>
-            <w:r>
-              <w:rPr>
-                <w:rFonts w:ascii="Times New Roman" w:hAnsi="Times New Roman" w:cs="Times New Roman"/>
-                <w:b/>
-              </w:rPr>
-              <w:t>Директор</w:t>
-            </w:r>
-            <w:r>
-              <w:rPr>
-                <w:rFonts w:ascii="Times New Roman" w:hAnsi="Times New Roman" w:cs="Times New Roman"/>
-                <w:b/>
-              </w:rPr>
-              <w:t xml:space="preserve">           </w:t>
-            </w:r>
-            <w:r>
-              <w:rPr>
-                <w:rFonts w:ascii="Times New Roman" w:hAnsi="Times New Roman" w:cs="Times New Roman"/>
-                <w:b/>
-              </w:rPr>
-              <w:t>_____________________</w:t>
-            </w:r>
-            <w:r>
-              <w:rPr>
-                <w:rFonts w:ascii="Times New Roman" w:hAnsi="Times New Roman" w:cs="Times New Roman"/>
-                <w:b/>
-              </w:rPr>
-              <w:t xml:space="preserve">                       </w:t>
+              <w:t xml:space="preserve">             Руководитель образовательной</w:t>
+            </w:r>
+          </w:p>
+          <w:p>
+            <w:pPr>
+              <w:rPr>
+                <w:rFonts w:ascii="Times New Roman" w:hAnsi="Times New Roman" w:cs="Times New Roman"/>
+                <w:b/>
+              </w:rPr>
+            </w:pPr>
+            <w:r>
+              <w:rPr>
+                <w:rFonts w:ascii="Times New Roman" w:hAnsi="Times New Roman" w:cs="Times New Roman"/>
+                <w:b/>
+              </w:rPr>
+              <w:t xml:space="preserve">             организации                                    ________________ </w:t>
             </w:r>
             <w:proofErr w:type="spellStart"/>
             <w:r>
@@ -2310,7 +2426,7 @@
 </file>
 
 <file path=word/styles.xml><?xml version="1.0" encoding="utf-8"?>
-<w:styles xmlns:mc="http://schemas.openxmlformats.org/markup-compatibility/2006" xmlns:r="http://schemas.openxmlformats.org/officeDocument/2006/relationships" xmlns:w="http://schemas.openxmlformats.org/wordprocessingml/2006/main" xmlns:w14="http://schemas.microsoft.com/office/word/2010/wordml" xmlns:w15="http://schemas.microsoft.com/office/word/2012/wordml" xmlns:w16cex="http://schemas.microsoft.com/office/word/2018/wordml/cex" xmlns:w16cid="http://schemas.microsoft.com/office/word/2016/wordml/cid" xmlns:w16="http://schemas.microsoft.com/office/word/2018/wordml" xmlns:w16sdtdh="http://schemas.microsoft.com/office/word/2020/wordml/sdtdatahash" xmlns:w16se="http://schemas.microsoft.com/office/word/2015/wordml/symex" mc:Ignorable="w14 w15 w16se w16cid w16 w16cex w16sdtdh">
+<w:styles xmlns:mc="http://schemas.openxmlformats.org/markup-compatibility/2006" xmlns:r="http://schemas.openxmlformats.org/officeDocument/2006/relationships" xmlns:w="http://schemas.openxmlformats.org/wordprocessingml/2006/main" xmlns:w14="http://schemas.microsoft.com/office/word/2010/wordml" xmlns:w15="http://schemas.microsoft.com/office/word/2012/wordml" mc:Ignorable="w14 w15">
   <w:docDefaults>
     <w:rPrDefault>
       <w:rPr>
@@ -2326,7 +2442,7 @@
       </w:pPr>
     </w:pPrDefault>
   </w:docDefaults>
-  <w:latentStyles w:defLockedState="0" w:defUIPriority="99" w:defSemiHidden="0" w:defUnhideWhenUsed="0" w:defQFormat="0" w:count="376">
+  <w:latentStyles w:defLockedState="0" w:defUIPriority="99" w:defSemiHidden="0" w:defUnhideWhenUsed="0" w:defQFormat="0" w:count="371">
     <w:lsdException w:name="Normal" w:uiPriority="0" w:qFormat="1"/>
     <w:lsdException w:name="heading 1" w:uiPriority="9" w:qFormat="1"/>
     <w:lsdException w:name="heading 2" w:semiHidden="1" w:uiPriority="9" w:unhideWhenUsed="1" w:qFormat="1"/>
@@ -2698,16 +2814,11 @@
     <w:lsdException w:name="List Table 5 Dark Accent 6" w:uiPriority="50"/>
     <w:lsdException w:name="List Table 6 Colorful Accent 6" w:uiPriority="51"/>
     <w:lsdException w:name="List Table 7 Colorful Accent 6" w:uiPriority="52"/>
-    <w:lsdException w:name="Mention" w:semiHidden="1" w:unhideWhenUsed="1"/>
-    <w:lsdException w:name="Smart Hyperlink" w:semiHidden="1" w:unhideWhenUsed="1"/>
-    <w:lsdException w:name="Hashtag" w:semiHidden="1" w:unhideWhenUsed="1"/>
-    <w:lsdException w:name="Unresolved Mention" w:semiHidden="1" w:unhideWhenUsed="1"/>
-    <w:lsdException w:name="Smart Link" w:semiHidden="1" w:unhideWhenUsed="1"/>
   </w:latentStyles>
   <w:style w:type="paragraph" w:default="1" w:styleId="a">
     <w:name w:val="Normal"/>
     <w:qFormat/>
-    <w:rsid w:val="002230FE"/>
+    <w:rsid w:val="00BB3213"/>
   </w:style>
   <w:style w:type="character" w:default="1" w:styleId="a0">
     <w:name w:val="Default Paragraph Font"/>
@@ -2745,6 +2856,7 @@
       <w:spacing w:after="0" w:line="240" w:lineRule="auto"/>
     </w:pPr>
     <w:tblPr>
+      <w:tblInd w:w="0" w:type="dxa"/>
       <w:tblBorders>
         <w:top w:val="single" w:sz="4" w:space="0" w:color="auto"/>
         <w:left w:val="single" w:sz="4" w:space="0" w:color="auto"/>
@@ -2753,6 +2865,12 @@
         <w:insideH w:val="single" w:sz="4" w:space="0" w:color="auto"/>
         <w:insideV w:val="single" w:sz="4" w:space="0" w:color="auto"/>
       </w:tblBorders>
+      <w:tblCellMar>
+        <w:top w:w="0" w:type="dxa"/>
+        <w:left w:w="108" w:type="dxa"/>
+        <w:bottom w:w="0" w:type="dxa"/>
+        <w:right w:w="108" w:type="dxa"/>
+      </w:tblCellMar>
     </w:tblPr>
   </w:style>
   <w:style w:type="paragraph" w:styleId="a4">
